--- a/memoria.docx
+++ b/memoria.docx
@@ -301,6 +301,13 @@
     </w:p>
     <w:sdt>
       <w:sdtPr>
+        <w:rPr>
+          <w:rFonts w:ascii="Arial" w:eastAsia="Arial" w:hAnsi="Arial" w:cs="Arial"/>
+          <w:color w:val="auto"/>
+          <w:sz w:val="22"/>
+          <w:szCs w:val="22"/>
+          <w:lang w:val="es"/>
+        </w:rPr>
         <w:id w:val="450134350"/>
         <w:docPartObj>
           <w:docPartGallery w:val="Table of Contents"/>
@@ -309,13 +316,8 @@
       </w:sdtPr>
       <w:sdtEndPr>
         <w:rPr>
-          <w:rFonts w:ascii="Arial" w:eastAsia="Arial" w:hAnsi="Arial" w:cs="Arial"/>
           <w:b/>
           <w:bCs/>
-          <w:color w:val="auto"/>
-          <w:sz w:val="22"/>
-          <w:szCs w:val="22"/>
-          <w:lang w:val="es"/>
         </w:rPr>
       </w:sdtEndPr>
       <w:sdtContent>
@@ -775,7 +777,7 @@
                 <w:noProof/>
                 <w:webHidden/>
               </w:rPr>
-              <w:t>5</w:t>
+              <w:t>6</w:t>
             </w:r>
             <w:r>
               <w:rPr>
@@ -862,7 +864,23 @@
           <w:sz w:val="26"/>
           <w:szCs w:val="26"/>
         </w:rPr>
-        <w:t>El fichero claves.c implementa una estructura de datos dinámica para almacenar y gestionar las tuplas de clave-valor. Se han utilizado estructuras como listas enlazadas o tablas hash para evitar un límite fijo en el número de elementos almacenados.</w:t>
+        <w:t xml:space="preserve">El fichero </w:t>
+      </w:r>
+      <w:proofErr w:type="spellStart"/>
+      <w:r>
+        <w:rPr>
+          <w:sz w:val="26"/>
+          <w:szCs w:val="26"/>
+        </w:rPr>
+        <w:t>claves.c</w:t>
+      </w:r>
+      <w:proofErr w:type="spellEnd"/>
+      <w:r>
+        <w:rPr>
+          <w:sz w:val="26"/>
+          <w:szCs w:val="26"/>
+        </w:rPr>
+        <w:t xml:space="preserve"> implementa una estructura de datos dinámica para almacenar y gestionar las tuplas de clave-valor. Se han utilizado estructuras como listas enlazadas o tablas hash para evitar un límite fijo en el número de elementos almacenados.</w:t>
       </w:r>
       <w:r>
         <w:rPr>
@@ -884,12 +902,30 @@
           <w:szCs w:val="26"/>
         </w:rPr>
       </w:pPr>
-      <w:r>
-        <w:rPr>
-          <w:sz w:val="26"/>
-          <w:szCs w:val="26"/>
-        </w:rPr>
-        <w:t>destroy(): Elimina todas las tuplas almacenadas anteriormente y permite inicializar el servicio.</w:t>
+      <w:proofErr w:type="spellStart"/>
+      <w:proofErr w:type="gramStart"/>
+      <w:r>
+        <w:rPr>
+          <w:sz w:val="26"/>
+          <w:szCs w:val="26"/>
+        </w:rPr>
+        <w:t>destroy</w:t>
+      </w:r>
+      <w:proofErr w:type="spellEnd"/>
+      <w:r>
+        <w:rPr>
+          <w:sz w:val="26"/>
+          <w:szCs w:val="26"/>
+        </w:rPr>
+        <w:t>(</w:t>
+      </w:r>
+      <w:proofErr w:type="gramEnd"/>
+      <w:r>
+        <w:rPr>
+          <w:sz w:val="26"/>
+          <w:szCs w:val="26"/>
+        </w:rPr>
+        <w:t>): Elimina todas las tuplas almacenadas anteriormente y permite inicializar el servicio.</w:t>
       </w:r>
     </w:p>
     <w:p>
@@ -904,13 +940,95 @@
           <w:lang w:val="en-GB"/>
         </w:rPr>
       </w:pPr>
+      <w:proofErr w:type="spellStart"/>
       <w:r>
         <w:rPr>
           <w:sz w:val="26"/>
           <w:szCs w:val="26"/>
           <w:lang w:val="en-GB"/>
         </w:rPr>
-        <w:t>set_value(int key, char *value1, int N_value2, double *V_value2, struct Coord value3): Inserta una key nueva.</w:t>
+        <w:t>set_</w:t>
+      </w:r>
+      <w:proofErr w:type="gramStart"/>
+      <w:r>
+        <w:rPr>
+          <w:sz w:val="26"/>
+          <w:szCs w:val="26"/>
+          <w:lang w:val="en-GB"/>
+        </w:rPr>
+        <w:t>value</w:t>
+      </w:r>
+      <w:proofErr w:type="spellEnd"/>
+      <w:r>
+        <w:rPr>
+          <w:sz w:val="26"/>
+          <w:szCs w:val="26"/>
+          <w:lang w:val="en-GB"/>
+        </w:rPr>
+        <w:t>(</w:t>
+      </w:r>
+      <w:proofErr w:type="gramEnd"/>
+      <w:r>
+        <w:rPr>
+          <w:sz w:val="26"/>
+          <w:szCs w:val="26"/>
+          <w:lang w:val="en-GB"/>
+        </w:rPr>
+        <w:t xml:space="preserve">int key, char *value1, int N_value2, double *V_value2, struct Coord value3): </w:t>
+      </w:r>
+      <w:proofErr w:type="spellStart"/>
+      <w:r>
+        <w:rPr>
+          <w:sz w:val="26"/>
+          <w:szCs w:val="26"/>
+          <w:lang w:val="en-GB"/>
+        </w:rPr>
+        <w:t>Inserta</w:t>
+      </w:r>
+      <w:proofErr w:type="spellEnd"/>
+      <w:r>
+        <w:rPr>
+          <w:sz w:val="26"/>
+          <w:szCs w:val="26"/>
+          <w:lang w:val="en-GB"/>
+        </w:rPr>
+        <w:t xml:space="preserve"> </w:t>
+      </w:r>
+      <w:proofErr w:type="spellStart"/>
+      <w:r>
+        <w:rPr>
+          <w:sz w:val="26"/>
+          <w:szCs w:val="26"/>
+          <w:lang w:val="en-GB"/>
+        </w:rPr>
+        <w:t>una</w:t>
+      </w:r>
+      <w:proofErr w:type="spellEnd"/>
+      <w:r>
+        <w:rPr>
+          <w:sz w:val="26"/>
+          <w:szCs w:val="26"/>
+          <w:lang w:val="en-GB"/>
+        </w:rPr>
+        <w:t xml:space="preserve"> key </w:t>
+      </w:r>
+      <w:proofErr w:type="spellStart"/>
+      <w:r>
+        <w:rPr>
+          <w:sz w:val="26"/>
+          <w:szCs w:val="26"/>
+          <w:lang w:val="en-GB"/>
+        </w:rPr>
+        <w:t>nueva</w:t>
+      </w:r>
+      <w:proofErr w:type="spellEnd"/>
+      <w:r>
+        <w:rPr>
+          <w:sz w:val="26"/>
+          <w:szCs w:val="26"/>
+          <w:lang w:val="en-GB"/>
+        </w:rPr>
+        <w:t>.</w:t>
       </w:r>
     </w:p>
     <w:p>
@@ -925,22 +1043,140 @@
           <w:lang w:val="en-GB"/>
         </w:rPr>
       </w:pPr>
+      <w:proofErr w:type="spellStart"/>
       <w:r>
         <w:rPr>
           <w:sz w:val="26"/>
           <w:szCs w:val="26"/>
           <w:lang w:val="en-GB"/>
         </w:rPr>
-        <w:t>get_value(int key, char *value1, int *N_value2, double *V_value2,</w:t>
-      </w:r>
+        <w:t>get_</w:t>
+      </w:r>
+      <w:proofErr w:type="gramStart"/>
       <w:r>
         <w:rPr>
           <w:sz w:val="26"/>
           <w:szCs w:val="26"/>
           <w:lang w:val="en-GB"/>
         </w:rPr>
+        <w:t>value</w:t>
+      </w:r>
+      <w:proofErr w:type="spellEnd"/>
+      <w:r>
+        <w:rPr>
+          <w:sz w:val="26"/>
+          <w:szCs w:val="26"/>
+          <w:lang w:val="en-GB"/>
+        </w:rPr>
+        <w:t>(</w:t>
+      </w:r>
+      <w:proofErr w:type="gramEnd"/>
+      <w:r>
+        <w:rPr>
+          <w:sz w:val="26"/>
+          <w:szCs w:val="26"/>
+          <w:lang w:val="en-GB"/>
+        </w:rPr>
+        <w:t>int key, char *value1, int *N_value2, double *V_value2,</w:t>
+      </w:r>
+      <w:r>
+        <w:rPr>
+          <w:sz w:val="26"/>
+          <w:szCs w:val="26"/>
+          <w:lang w:val="en-GB"/>
+        </w:rPr>
         <w:br/>
-        <w:t>struct Coord *value3): Permite obtener los valores asociados a la clave key</w:t>
+        <w:t xml:space="preserve">struct Coord *value3): </w:t>
+      </w:r>
+      <w:proofErr w:type="spellStart"/>
+      <w:r>
+        <w:rPr>
+          <w:sz w:val="26"/>
+          <w:szCs w:val="26"/>
+          <w:lang w:val="en-GB"/>
+        </w:rPr>
+        <w:t>Permite</w:t>
+      </w:r>
+      <w:proofErr w:type="spellEnd"/>
+      <w:r>
+        <w:rPr>
+          <w:sz w:val="26"/>
+          <w:szCs w:val="26"/>
+          <w:lang w:val="en-GB"/>
+        </w:rPr>
+        <w:t xml:space="preserve"> </w:t>
+      </w:r>
+      <w:proofErr w:type="spellStart"/>
+      <w:r>
+        <w:rPr>
+          <w:sz w:val="26"/>
+          <w:szCs w:val="26"/>
+          <w:lang w:val="en-GB"/>
+        </w:rPr>
+        <w:t>obtener</w:t>
+      </w:r>
+      <w:proofErr w:type="spellEnd"/>
+      <w:r>
+        <w:rPr>
+          <w:sz w:val="26"/>
+          <w:szCs w:val="26"/>
+          <w:lang w:val="en-GB"/>
+        </w:rPr>
+        <w:t xml:space="preserve"> </w:t>
+      </w:r>
+      <w:proofErr w:type="spellStart"/>
+      <w:r>
+        <w:rPr>
+          <w:sz w:val="26"/>
+          <w:szCs w:val="26"/>
+          <w:lang w:val="en-GB"/>
+        </w:rPr>
+        <w:t>los</w:t>
+      </w:r>
+      <w:proofErr w:type="spellEnd"/>
+      <w:r>
+        <w:rPr>
+          <w:sz w:val="26"/>
+          <w:szCs w:val="26"/>
+          <w:lang w:val="en-GB"/>
+        </w:rPr>
+        <w:t xml:space="preserve"> </w:t>
+      </w:r>
+      <w:proofErr w:type="spellStart"/>
+      <w:r>
+        <w:rPr>
+          <w:sz w:val="26"/>
+          <w:szCs w:val="26"/>
+          <w:lang w:val="en-GB"/>
+        </w:rPr>
+        <w:t>valores</w:t>
+      </w:r>
+      <w:proofErr w:type="spellEnd"/>
+      <w:r>
+        <w:rPr>
+          <w:sz w:val="26"/>
+          <w:szCs w:val="26"/>
+          <w:lang w:val="en-GB"/>
+        </w:rPr>
+        <w:t xml:space="preserve"> </w:t>
+      </w:r>
+      <w:proofErr w:type="spellStart"/>
+      <w:r>
+        <w:rPr>
+          <w:sz w:val="26"/>
+          <w:szCs w:val="26"/>
+          <w:lang w:val="en-GB"/>
+        </w:rPr>
+        <w:t>asociados</w:t>
+      </w:r>
+      <w:proofErr w:type="spellEnd"/>
+      <w:r>
+        <w:rPr>
+          <w:sz w:val="26"/>
+          <w:szCs w:val="26"/>
+          <w:lang w:val="en-GB"/>
+        </w:rPr>
+        <w:t xml:space="preserve"> a la clave key</w:t>
       </w:r>
     </w:p>
     <w:p>
@@ -955,13 +1191,113 @@
           <w:lang w:val="en-GB"/>
         </w:rPr>
       </w:pPr>
+      <w:proofErr w:type="spellStart"/>
       <w:r>
         <w:rPr>
           <w:sz w:val="26"/>
           <w:szCs w:val="26"/>
           <w:lang w:val="en-GB"/>
         </w:rPr>
-        <w:t>modify_value(int key, char *value1, int N_value2, double *V_value2, struct Coord value3): Modifica los valores asociados a la clave key.</w:t>
+        <w:t>modify_</w:t>
+      </w:r>
+      <w:proofErr w:type="gramStart"/>
+      <w:r>
+        <w:rPr>
+          <w:sz w:val="26"/>
+          <w:szCs w:val="26"/>
+          <w:lang w:val="en-GB"/>
+        </w:rPr>
+        <w:t>value</w:t>
+      </w:r>
+      <w:proofErr w:type="spellEnd"/>
+      <w:r>
+        <w:rPr>
+          <w:sz w:val="26"/>
+          <w:szCs w:val="26"/>
+          <w:lang w:val="en-GB"/>
+        </w:rPr>
+        <w:t>(</w:t>
+      </w:r>
+      <w:proofErr w:type="gramEnd"/>
+      <w:r>
+        <w:rPr>
+          <w:sz w:val="26"/>
+          <w:szCs w:val="26"/>
+          <w:lang w:val="en-GB"/>
+        </w:rPr>
+        <w:t xml:space="preserve">int key, char *value1, int N_value2, double *V_value2, struct Coord value3): </w:t>
+      </w:r>
+      <w:proofErr w:type="spellStart"/>
+      <w:r>
+        <w:rPr>
+          <w:sz w:val="26"/>
+          <w:szCs w:val="26"/>
+          <w:lang w:val="en-GB"/>
+        </w:rPr>
+        <w:t>Modifica</w:t>
+      </w:r>
+      <w:proofErr w:type="spellEnd"/>
+      <w:r>
+        <w:rPr>
+          <w:sz w:val="26"/>
+          <w:szCs w:val="26"/>
+          <w:lang w:val="en-GB"/>
+        </w:rPr>
+        <w:t xml:space="preserve"> </w:t>
+      </w:r>
+      <w:proofErr w:type="spellStart"/>
+      <w:r>
+        <w:rPr>
+          <w:sz w:val="26"/>
+          <w:szCs w:val="26"/>
+          <w:lang w:val="en-GB"/>
+        </w:rPr>
+        <w:t>los</w:t>
+      </w:r>
+      <w:proofErr w:type="spellEnd"/>
+      <w:r>
+        <w:rPr>
+          <w:sz w:val="26"/>
+          <w:szCs w:val="26"/>
+          <w:lang w:val="en-GB"/>
+        </w:rPr>
+        <w:t xml:space="preserve"> </w:t>
+      </w:r>
+      <w:proofErr w:type="spellStart"/>
+      <w:r>
+        <w:rPr>
+          <w:sz w:val="26"/>
+          <w:szCs w:val="26"/>
+          <w:lang w:val="en-GB"/>
+        </w:rPr>
+        <w:t>valores</w:t>
+      </w:r>
+      <w:proofErr w:type="spellEnd"/>
+      <w:r>
+        <w:rPr>
+          <w:sz w:val="26"/>
+          <w:szCs w:val="26"/>
+          <w:lang w:val="en-GB"/>
+        </w:rPr>
+        <w:t xml:space="preserve"> </w:t>
+      </w:r>
+      <w:proofErr w:type="spellStart"/>
+      <w:r>
+        <w:rPr>
+          <w:sz w:val="26"/>
+          <w:szCs w:val="26"/>
+          <w:lang w:val="en-GB"/>
+        </w:rPr>
+        <w:t>asociados</w:t>
+      </w:r>
+      <w:proofErr w:type="spellEnd"/>
+      <w:r>
+        <w:rPr>
+          <w:sz w:val="26"/>
+          <w:szCs w:val="26"/>
+          <w:lang w:val="en-GB"/>
+        </w:rPr>
+        <w:t xml:space="preserve"> a la clave key.</w:t>
       </w:r>
     </w:p>
     <w:p>
@@ -975,12 +1311,78 @@
           <w:szCs w:val="26"/>
         </w:rPr>
       </w:pPr>
-      <w:r>
-        <w:rPr>
-          <w:sz w:val="26"/>
-          <w:szCs w:val="26"/>
-        </w:rPr>
-        <w:t>delete_key(int key): elimina la key junto con sus valores asociados.</w:t>
+      <w:proofErr w:type="spellStart"/>
+      <w:r>
+        <w:rPr>
+          <w:sz w:val="26"/>
+          <w:szCs w:val="26"/>
+        </w:rPr>
+        <w:t>delete_</w:t>
+      </w:r>
+      <w:proofErr w:type="gramStart"/>
+      <w:r>
+        <w:rPr>
+          <w:sz w:val="26"/>
+          <w:szCs w:val="26"/>
+        </w:rPr>
+        <w:t>key</w:t>
+      </w:r>
+      <w:proofErr w:type="spellEnd"/>
+      <w:r>
+        <w:rPr>
+          <w:sz w:val="26"/>
+          <w:szCs w:val="26"/>
+        </w:rPr>
+        <w:t>(</w:t>
+      </w:r>
+      <w:proofErr w:type="spellStart"/>
+      <w:proofErr w:type="gramEnd"/>
+      <w:r>
+        <w:rPr>
+          <w:sz w:val="26"/>
+          <w:szCs w:val="26"/>
+        </w:rPr>
+        <w:t>int</w:t>
+      </w:r>
+      <w:proofErr w:type="spellEnd"/>
+      <w:r>
+        <w:rPr>
+          <w:sz w:val="26"/>
+          <w:szCs w:val="26"/>
+        </w:rPr>
+        <w:t xml:space="preserve"> </w:t>
+      </w:r>
+      <w:proofErr w:type="spellStart"/>
+      <w:r>
+        <w:rPr>
+          <w:sz w:val="26"/>
+          <w:szCs w:val="26"/>
+        </w:rPr>
+        <w:t>key</w:t>
+      </w:r>
+      <w:proofErr w:type="spellEnd"/>
+      <w:r>
+        <w:rPr>
+          <w:sz w:val="26"/>
+          <w:szCs w:val="26"/>
+        </w:rPr>
+        <w:t xml:space="preserve">): elimina la </w:t>
+      </w:r>
+      <w:proofErr w:type="spellStart"/>
+      <w:r>
+        <w:rPr>
+          <w:sz w:val="26"/>
+          <w:szCs w:val="26"/>
+        </w:rPr>
+        <w:t>key</w:t>
+      </w:r>
+      <w:proofErr w:type="spellEnd"/>
+      <w:r>
+        <w:rPr>
+          <w:sz w:val="26"/>
+          <w:szCs w:val="26"/>
+        </w:rPr>
+        <w:t xml:space="preserve"> junto con sus valores asociados.</w:t>
       </w:r>
     </w:p>
     <w:p>
@@ -994,12 +1396,71 @@
           <w:szCs w:val="26"/>
         </w:rPr>
       </w:pPr>
-      <w:r>
-        <w:rPr>
-          <w:sz w:val="26"/>
-          <w:szCs w:val="26"/>
-        </w:rPr>
-        <w:t>exist(int key): devuelve 1 si la key existe o 0 si no.</w:t>
+      <w:proofErr w:type="spellStart"/>
+      <w:proofErr w:type="gramStart"/>
+      <w:r>
+        <w:rPr>
+          <w:sz w:val="26"/>
+          <w:szCs w:val="26"/>
+        </w:rPr>
+        <w:t>exist</w:t>
+      </w:r>
+      <w:proofErr w:type="spellEnd"/>
+      <w:r>
+        <w:rPr>
+          <w:sz w:val="26"/>
+          <w:szCs w:val="26"/>
+        </w:rPr>
+        <w:t>(</w:t>
+      </w:r>
+      <w:proofErr w:type="spellStart"/>
+      <w:proofErr w:type="gramEnd"/>
+      <w:r>
+        <w:rPr>
+          <w:sz w:val="26"/>
+          <w:szCs w:val="26"/>
+        </w:rPr>
+        <w:t>int</w:t>
+      </w:r>
+      <w:proofErr w:type="spellEnd"/>
+      <w:r>
+        <w:rPr>
+          <w:sz w:val="26"/>
+          <w:szCs w:val="26"/>
+        </w:rPr>
+        <w:t xml:space="preserve"> </w:t>
+      </w:r>
+      <w:proofErr w:type="spellStart"/>
+      <w:r>
+        <w:rPr>
+          <w:sz w:val="26"/>
+          <w:szCs w:val="26"/>
+        </w:rPr>
+        <w:t>key</w:t>
+      </w:r>
+      <w:proofErr w:type="spellEnd"/>
+      <w:r>
+        <w:rPr>
+          <w:sz w:val="26"/>
+          <w:szCs w:val="26"/>
+        </w:rPr>
+        <w:t xml:space="preserve">): devuelve 1 si la </w:t>
+      </w:r>
+      <w:proofErr w:type="spellStart"/>
+      <w:r>
+        <w:rPr>
+          <w:sz w:val="26"/>
+          <w:szCs w:val="26"/>
+        </w:rPr>
+        <w:t>key</w:t>
+      </w:r>
+      <w:proofErr w:type="spellEnd"/>
+      <w:r>
+        <w:rPr>
+          <w:sz w:val="26"/>
+          <w:szCs w:val="26"/>
+        </w:rPr>
+        <w:t xml:space="preserve"> existe o 0 si no.</w:t>
       </w:r>
     </w:p>
     <w:p>
@@ -1047,7 +1508,23 @@
           <w:sz w:val="26"/>
           <w:szCs w:val="26"/>
         </w:rPr>
-        <w:t>El archivo servidor-mq.c se encarga de gestionar la comunicación con los clientes mediante colas de mensajes POSIX y procesando sus peticiones de forma concurrente.</w:t>
+        <w:t>El archivo servidor-</w:t>
+      </w:r>
+      <w:proofErr w:type="spellStart"/>
+      <w:r>
+        <w:rPr>
+          <w:sz w:val="26"/>
+          <w:szCs w:val="26"/>
+        </w:rPr>
+        <w:t>mq.c</w:t>
+      </w:r>
+      <w:proofErr w:type="spellEnd"/>
+      <w:r>
+        <w:rPr>
+          <w:sz w:val="26"/>
+          <w:szCs w:val="26"/>
+        </w:rPr>
+        <w:t xml:space="preserve"> se encarga de gestionar la comunicación con los clientes mediante colas de mensajes POSIX y procesando sus peticiones de forma concurrente.</w:t>
       </w:r>
     </w:p>
     <w:p>
@@ -1062,7 +1539,23 @@
           <w:sz w:val="26"/>
           <w:szCs w:val="26"/>
         </w:rPr>
-        <w:t>El servidor se encuentra en un bucle infinito esperando peticiones de clientes. Cuando encuentra una petición, crea un hilo (aquí se encuentra la concurrencia del servidor) para manejar la solicitud en claves.c y, cuando la termina, se elimina. Cada petición se procesa con un switch case y se envía de vuelta al cliente por su cola de mensajes</w:t>
+        <w:t xml:space="preserve">El servidor se encuentra en un bucle infinito esperando peticiones de clientes. Cuando encuentra una petición, crea un hilo (aquí se encuentra la concurrencia del servidor) para manejar la solicitud en </w:t>
+      </w:r>
+      <w:proofErr w:type="spellStart"/>
+      <w:r>
+        <w:rPr>
+          <w:sz w:val="26"/>
+          <w:szCs w:val="26"/>
+        </w:rPr>
+        <w:t>claves.c</w:t>
+      </w:r>
+      <w:proofErr w:type="spellEnd"/>
+      <w:r>
+        <w:rPr>
+          <w:sz w:val="26"/>
+          <w:szCs w:val="26"/>
+        </w:rPr>
+        <w:t xml:space="preserve"> y, cuando la termina, se elimina. Cada petición se procesa con un switch case y se envía de vuelta al cliente por su cola de mensajes</w:t>
       </w:r>
     </w:p>
     <w:p>
@@ -1103,7 +1596,23 @@
           <w:sz w:val="26"/>
           <w:szCs w:val="26"/>
         </w:rPr>
-        <w:t>El archivo proxy-mq.c actúa como intermediario entre el cliente y el servidor. Se encarga de interceptar las solicitudes del cliente y envía las solicitudes al servidor mediante colas de mensajes para que el servidor lo pueda comprender. El proxy es posible ya que el cliente solo se preocupa por la interfaz entre los mensajes y no el cómo se envían y reciben datos.</w:t>
+        <w:t>El archivo proxy-</w:t>
+      </w:r>
+      <w:proofErr w:type="spellStart"/>
+      <w:r>
+        <w:rPr>
+          <w:sz w:val="26"/>
+          <w:szCs w:val="26"/>
+        </w:rPr>
+        <w:t>mq.c</w:t>
+      </w:r>
+      <w:proofErr w:type="spellEnd"/>
+      <w:r>
+        <w:rPr>
+          <w:sz w:val="26"/>
+          <w:szCs w:val="26"/>
+        </w:rPr>
+        <w:t xml:space="preserve"> actúa como intermediario entre el cliente y el servidor. Se encarga de interceptar las solicitudes del cliente y envía las solicitudes al servidor mediante colas de mensajes para que el servidor lo pueda comprender. El proxy es posible ya que el cliente solo se preocupa por la interfaz entre los mensajes y no el cómo se envían y reciben datos.</w:t>
       </w:r>
     </w:p>
     <w:p>
@@ -1160,7 +1669,39 @@
           <w:sz w:val="26"/>
           <w:szCs w:val="26"/>
         </w:rPr>
-        <w:t>Finalmente hemos desarrollado el archivo el archivo app-cliente.c. Este código contiene 11 casos de pruebas distintas para comprobar el correcto funcionamiento del proyecto.</w:t>
+        <w:t xml:space="preserve">Finalmente hemos desarrollado el archivo el archivo </w:t>
+      </w:r>
+      <w:proofErr w:type="gramStart"/>
+      <w:r>
+        <w:rPr>
+          <w:sz w:val="26"/>
+          <w:szCs w:val="26"/>
+        </w:rPr>
+        <w:t>app</w:t>
+      </w:r>
+      <w:proofErr w:type="gramEnd"/>
+      <w:r>
+        <w:rPr>
+          <w:sz w:val="26"/>
+          <w:szCs w:val="26"/>
+        </w:rPr>
+        <w:t>-</w:t>
+      </w:r>
+      <w:proofErr w:type="spellStart"/>
+      <w:r>
+        <w:rPr>
+          <w:sz w:val="26"/>
+          <w:szCs w:val="26"/>
+        </w:rPr>
+        <w:t>cliente.c</w:t>
+      </w:r>
+      <w:proofErr w:type="spellEnd"/>
+      <w:r>
+        <w:rPr>
+          <w:sz w:val="26"/>
+          <w:szCs w:val="26"/>
+        </w:rPr>
+        <w:t>. Este código contiene 11 casos de pruebas distintas para comprobar el correcto funcionamiento del proyecto.</w:t>
       </w:r>
     </w:p>
     <w:p/>
@@ -1169,7 +1710,7 @@
     <w:tbl>
       <w:tblPr>
         <w:tblStyle w:val="a"/>
-        <w:tblW w:w="9660" w:type="dxa"/>
+        <w:tblW w:w="10856" w:type="dxa"/>
         <w:tblInd w:w="-660" w:type="dxa"/>
         <w:tblBorders>
           <w:top w:val="single" w:sz="8" w:space="0" w:color="000000"/>
@@ -1184,10 +1725,10 @@
       </w:tblPr>
       <w:tblGrid>
         <w:gridCol w:w="645"/>
-        <w:gridCol w:w="2805"/>
-        <w:gridCol w:w="2610"/>
-        <w:gridCol w:w="1800"/>
-        <w:gridCol w:w="1800"/>
+        <w:gridCol w:w="1990"/>
+        <w:gridCol w:w="1701"/>
+        <w:gridCol w:w="3524"/>
+        <w:gridCol w:w="2996"/>
       </w:tblGrid>
       <w:tr>
         <w:tc>
@@ -1226,7 +1767,7 @@
         </w:tc>
         <w:tc>
           <w:tcPr>
-            <w:tcW w:w="2805" w:type="dxa"/>
+            <w:tcW w:w="1990" w:type="dxa"/>
             <w:shd w:val="clear" w:color="auto" w:fill="auto"/>
             <w:tcMar>
               <w:top w:w="100" w:type="dxa"/>
@@ -1260,7 +1801,7 @@
         </w:tc>
         <w:tc>
           <w:tcPr>
-            <w:tcW w:w="2610" w:type="dxa"/>
+            <w:tcW w:w="1701" w:type="dxa"/>
             <w:shd w:val="clear" w:color="auto" w:fill="auto"/>
             <w:tcMar>
               <w:top w:w="100" w:type="dxa"/>
@@ -1294,7 +1835,7 @@
         </w:tc>
         <w:tc>
           <w:tcPr>
-            <w:tcW w:w="1800" w:type="dxa"/>
+            <w:tcW w:w="3524" w:type="dxa"/>
             <w:shd w:val="clear" w:color="auto" w:fill="auto"/>
             <w:tcMar>
               <w:top w:w="100" w:type="dxa"/>
@@ -1328,7 +1869,7 @@
         </w:tc>
         <w:tc>
           <w:tcPr>
-            <w:tcW w:w="1800" w:type="dxa"/>
+            <w:tcW w:w="2996" w:type="dxa"/>
             <w:shd w:val="clear" w:color="auto" w:fill="auto"/>
             <w:tcMar>
               <w:top w:w="100" w:type="dxa"/>
@@ -1392,113 +1933,151 @@
         </w:tc>
         <w:tc>
           <w:tcPr>
-            <w:tcW w:w="2805" w:type="dxa"/>
-            <w:shd w:val="clear" w:color="auto" w:fill="auto"/>
-            <w:tcMar>
-              <w:top w:w="100" w:type="dxa"/>
-              <w:left w:w="100" w:type="dxa"/>
-              <w:bottom w:w="100" w:type="dxa"/>
-              <w:right w:w="100" w:type="dxa"/>
-            </w:tcMar>
-          </w:tcPr>
-          <w:p>
-            <w:pPr>
-              <w:widowControl w:val="0"/>
-              <w:pBdr>
-                <w:top w:val="nil"/>
-                <w:left w:val="nil"/>
-                <w:bottom w:val="nil"/>
-                <w:right w:val="nil"/>
-                <w:between w:val="nil"/>
-              </w:pBdr>
-              <w:spacing w:line="240" w:lineRule="auto"/>
-            </w:pPr>
-            <w:r>
-              <w:t>Verificar que destroy elimina todas las claves, incluso cuando no existen.</w:t>
-            </w:r>
-          </w:p>
-        </w:tc>
-        <w:tc>
-          <w:tcPr>
-            <w:tcW w:w="2610" w:type="dxa"/>
-            <w:shd w:val="clear" w:color="auto" w:fill="auto"/>
-            <w:tcMar>
-              <w:top w:w="100" w:type="dxa"/>
-              <w:left w:w="100" w:type="dxa"/>
-              <w:bottom w:w="100" w:type="dxa"/>
-              <w:right w:w="100" w:type="dxa"/>
-            </w:tcMar>
-          </w:tcPr>
-          <w:p>
-            <w:pPr>
-              <w:widowControl w:val="0"/>
-              <w:pBdr>
-                <w:top w:val="nil"/>
-                <w:left w:val="nil"/>
-                <w:bottom w:val="nil"/>
-                <w:right w:val="nil"/>
-                <w:between w:val="nil"/>
-              </w:pBdr>
-              <w:spacing w:line="240" w:lineRule="auto"/>
-            </w:pPr>
-            <w:r>
-              <w:t>destroy()</w:t>
-            </w:r>
-          </w:p>
-        </w:tc>
-        <w:tc>
-          <w:tcPr>
-            <w:tcW w:w="1800" w:type="dxa"/>
-            <w:shd w:val="clear" w:color="auto" w:fill="auto"/>
-            <w:tcMar>
-              <w:top w:w="100" w:type="dxa"/>
-              <w:left w:w="100" w:type="dxa"/>
-              <w:bottom w:w="100" w:type="dxa"/>
-              <w:right w:w="100" w:type="dxa"/>
-            </w:tcMar>
-          </w:tcPr>
-          <w:p>
-            <w:pPr>
-              <w:widowControl w:val="0"/>
-              <w:pBdr>
-                <w:top w:val="nil"/>
-                <w:left w:val="nil"/>
-                <w:bottom w:val="nil"/>
-                <w:right w:val="nil"/>
-                <w:between w:val="nil"/>
-              </w:pBdr>
-              <w:spacing w:line="240" w:lineRule="auto"/>
-            </w:pPr>
-            <w:r>
-              <w:t>destroy() retornó: 0</w:t>
-            </w:r>
-          </w:p>
-        </w:tc>
-        <w:tc>
-          <w:tcPr>
-            <w:tcW w:w="1800" w:type="dxa"/>
-            <w:shd w:val="clear" w:color="auto" w:fill="auto"/>
-            <w:tcMar>
-              <w:top w:w="100" w:type="dxa"/>
-              <w:left w:w="100" w:type="dxa"/>
-              <w:bottom w:w="100" w:type="dxa"/>
-              <w:right w:w="100" w:type="dxa"/>
-            </w:tcMar>
-          </w:tcPr>
-          <w:p>
-            <w:pPr>
-              <w:widowControl w:val="0"/>
-              <w:pBdr>
-                <w:top w:val="nil"/>
-                <w:left w:val="nil"/>
-                <w:bottom w:val="nil"/>
-                <w:right w:val="nil"/>
-                <w:between w:val="nil"/>
-              </w:pBdr>
-              <w:spacing w:line="240" w:lineRule="auto"/>
-            </w:pPr>
-            <w:r>
-              <w:t>destroy() retornó: 0</w:t>
+            <w:tcW w:w="1990" w:type="dxa"/>
+            <w:shd w:val="clear" w:color="auto" w:fill="auto"/>
+            <w:tcMar>
+              <w:top w:w="100" w:type="dxa"/>
+              <w:left w:w="100" w:type="dxa"/>
+              <w:bottom w:w="100" w:type="dxa"/>
+              <w:right w:w="100" w:type="dxa"/>
+            </w:tcMar>
+          </w:tcPr>
+          <w:p>
+            <w:pPr>
+              <w:widowControl w:val="0"/>
+              <w:pBdr>
+                <w:top w:val="nil"/>
+                <w:left w:val="nil"/>
+                <w:bottom w:val="nil"/>
+                <w:right w:val="nil"/>
+                <w:between w:val="nil"/>
+              </w:pBdr>
+              <w:spacing w:line="240" w:lineRule="auto"/>
+            </w:pPr>
+            <w:r>
+              <w:t xml:space="preserve">Verificar que </w:t>
+            </w:r>
+            <w:proofErr w:type="spellStart"/>
+            <w:r>
+              <w:t>destroy</w:t>
+            </w:r>
+            <w:proofErr w:type="spellEnd"/>
+            <w:r>
+              <w:t xml:space="preserve"> elimina todas las claves, incluso cuando no existen.</w:t>
+            </w:r>
+          </w:p>
+        </w:tc>
+        <w:tc>
+          <w:tcPr>
+            <w:tcW w:w="1701" w:type="dxa"/>
+            <w:shd w:val="clear" w:color="auto" w:fill="auto"/>
+            <w:tcMar>
+              <w:top w:w="100" w:type="dxa"/>
+              <w:left w:w="100" w:type="dxa"/>
+              <w:bottom w:w="100" w:type="dxa"/>
+              <w:right w:w="100" w:type="dxa"/>
+            </w:tcMar>
+          </w:tcPr>
+          <w:p>
+            <w:pPr>
+              <w:widowControl w:val="0"/>
+              <w:pBdr>
+                <w:top w:val="nil"/>
+                <w:left w:val="nil"/>
+                <w:bottom w:val="nil"/>
+                <w:right w:val="nil"/>
+                <w:between w:val="nil"/>
+              </w:pBdr>
+              <w:spacing w:line="240" w:lineRule="auto"/>
+            </w:pPr>
+            <w:proofErr w:type="spellStart"/>
+            <w:proofErr w:type="gramStart"/>
+            <w:r>
+              <w:t>destroy</w:t>
+            </w:r>
+            <w:proofErr w:type="spellEnd"/>
+            <w:r>
+              <w:t>(</w:t>
+            </w:r>
+            <w:proofErr w:type="gramEnd"/>
+            <w:r>
+              <w:t>)</w:t>
+            </w:r>
+          </w:p>
+        </w:tc>
+        <w:tc>
+          <w:tcPr>
+            <w:tcW w:w="3524" w:type="dxa"/>
+            <w:shd w:val="clear" w:color="auto" w:fill="auto"/>
+            <w:tcMar>
+              <w:top w:w="100" w:type="dxa"/>
+              <w:left w:w="100" w:type="dxa"/>
+              <w:bottom w:w="100" w:type="dxa"/>
+              <w:right w:w="100" w:type="dxa"/>
+            </w:tcMar>
+          </w:tcPr>
+          <w:p>
+            <w:pPr>
+              <w:widowControl w:val="0"/>
+              <w:pBdr>
+                <w:top w:val="nil"/>
+                <w:left w:val="nil"/>
+                <w:bottom w:val="nil"/>
+                <w:right w:val="nil"/>
+                <w:between w:val="nil"/>
+              </w:pBdr>
+              <w:spacing w:line="240" w:lineRule="auto"/>
+            </w:pPr>
+            <w:proofErr w:type="spellStart"/>
+            <w:proofErr w:type="gramStart"/>
+            <w:r>
+              <w:t>destroy</w:t>
+            </w:r>
+            <w:proofErr w:type="spellEnd"/>
+            <w:r>
+              <w:t>(</w:t>
+            </w:r>
+            <w:proofErr w:type="gramEnd"/>
+            <w:r>
+              <w:t>) retornó: 0</w:t>
+            </w:r>
+          </w:p>
+        </w:tc>
+        <w:tc>
+          <w:tcPr>
+            <w:tcW w:w="2996" w:type="dxa"/>
+            <w:shd w:val="clear" w:color="auto" w:fill="auto"/>
+            <w:tcMar>
+              <w:top w:w="100" w:type="dxa"/>
+              <w:left w:w="100" w:type="dxa"/>
+              <w:bottom w:w="100" w:type="dxa"/>
+              <w:right w:w="100" w:type="dxa"/>
+            </w:tcMar>
+          </w:tcPr>
+          <w:p>
+            <w:pPr>
+              <w:widowControl w:val="0"/>
+              <w:pBdr>
+                <w:top w:val="nil"/>
+                <w:left w:val="nil"/>
+                <w:bottom w:val="nil"/>
+                <w:right w:val="nil"/>
+                <w:between w:val="nil"/>
+              </w:pBdr>
+              <w:spacing w:line="240" w:lineRule="auto"/>
+            </w:pPr>
+            <w:proofErr w:type="spellStart"/>
+            <w:proofErr w:type="gramStart"/>
+            <w:r>
+              <w:t>destroy</w:t>
+            </w:r>
+            <w:proofErr w:type="spellEnd"/>
+            <w:r>
+              <w:t>(</w:t>
+            </w:r>
+            <w:proofErr w:type="gramEnd"/>
+            <w:r>
+              <w:t>) retornó: 0</w:t>
             </w:r>
           </w:p>
         </w:tc>
@@ -1534,113 +2113,151 @@
         </w:tc>
         <w:tc>
           <w:tcPr>
-            <w:tcW w:w="2805" w:type="dxa"/>
-            <w:shd w:val="clear" w:color="auto" w:fill="auto"/>
-            <w:tcMar>
-              <w:top w:w="100" w:type="dxa"/>
-              <w:left w:w="100" w:type="dxa"/>
-              <w:bottom w:w="100" w:type="dxa"/>
-              <w:right w:w="100" w:type="dxa"/>
-            </w:tcMar>
-          </w:tcPr>
-          <w:p>
-            <w:pPr>
-              <w:widowControl w:val="0"/>
-              <w:pBdr>
-                <w:top w:val="nil"/>
-                <w:left w:val="nil"/>
-                <w:bottom w:val="nil"/>
-                <w:right w:val="nil"/>
-                <w:between w:val="nil"/>
-              </w:pBdr>
-              <w:spacing w:line="240" w:lineRule="auto"/>
-            </w:pPr>
-            <w:r>
-              <w:t>Verificar que exist de 0 cuando no exista</w:t>
-            </w:r>
-          </w:p>
-        </w:tc>
-        <w:tc>
-          <w:tcPr>
-            <w:tcW w:w="2610" w:type="dxa"/>
-            <w:shd w:val="clear" w:color="auto" w:fill="auto"/>
-            <w:tcMar>
-              <w:top w:w="100" w:type="dxa"/>
-              <w:left w:w="100" w:type="dxa"/>
-              <w:bottom w:w="100" w:type="dxa"/>
-              <w:right w:w="100" w:type="dxa"/>
-            </w:tcMar>
-          </w:tcPr>
-          <w:p>
-            <w:pPr>
-              <w:widowControl w:val="0"/>
-              <w:pBdr>
-                <w:top w:val="nil"/>
-                <w:left w:val="nil"/>
-                <w:bottom w:val="nil"/>
-                <w:right w:val="nil"/>
-                <w:between w:val="nil"/>
-              </w:pBdr>
-              <w:spacing w:line="240" w:lineRule="auto"/>
-            </w:pPr>
-            <w:r>
-              <w:t>exist(5)</w:t>
-            </w:r>
-          </w:p>
-        </w:tc>
-        <w:tc>
-          <w:tcPr>
-            <w:tcW w:w="1800" w:type="dxa"/>
-            <w:shd w:val="clear" w:color="auto" w:fill="auto"/>
-            <w:tcMar>
-              <w:top w:w="100" w:type="dxa"/>
-              <w:left w:w="100" w:type="dxa"/>
-              <w:bottom w:w="100" w:type="dxa"/>
-              <w:right w:w="100" w:type="dxa"/>
-            </w:tcMar>
-          </w:tcPr>
-          <w:p>
-            <w:pPr>
-              <w:widowControl w:val="0"/>
-              <w:pBdr>
-                <w:top w:val="nil"/>
-                <w:left w:val="nil"/>
-                <w:bottom w:val="nil"/>
-                <w:right w:val="nil"/>
-                <w:between w:val="nil"/>
-              </w:pBdr>
-              <w:spacing w:line="240" w:lineRule="auto"/>
-            </w:pPr>
-            <w:r>
-              <w:t>exist(5) retornó: 0</w:t>
-            </w:r>
-          </w:p>
-        </w:tc>
-        <w:tc>
-          <w:tcPr>
-            <w:tcW w:w="1800" w:type="dxa"/>
-            <w:shd w:val="clear" w:color="auto" w:fill="auto"/>
-            <w:tcMar>
-              <w:top w:w="100" w:type="dxa"/>
-              <w:left w:w="100" w:type="dxa"/>
-              <w:bottom w:w="100" w:type="dxa"/>
-              <w:right w:w="100" w:type="dxa"/>
-            </w:tcMar>
-          </w:tcPr>
-          <w:p>
-            <w:pPr>
-              <w:widowControl w:val="0"/>
-              <w:pBdr>
-                <w:top w:val="nil"/>
-                <w:left w:val="nil"/>
-                <w:bottom w:val="nil"/>
-                <w:right w:val="nil"/>
-                <w:between w:val="nil"/>
-              </w:pBdr>
-              <w:spacing w:line="240" w:lineRule="auto"/>
-            </w:pPr>
-            <w:r>
-              <w:t>exist(5) retornó: 0</w:t>
+            <w:tcW w:w="1990" w:type="dxa"/>
+            <w:shd w:val="clear" w:color="auto" w:fill="auto"/>
+            <w:tcMar>
+              <w:top w:w="100" w:type="dxa"/>
+              <w:left w:w="100" w:type="dxa"/>
+              <w:bottom w:w="100" w:type="dxa"/>
+              <w:right w:w="100" w:type="dxa"/>
+            </w:tcMar>
+          </w:tcPr>
+          <w:p>
+            <w:pPr>
+              <w:widowControl w:val="0"/>
+              <w:pBdr>
+                <w:top w:val="nil"/>
+                <w:left w:val="nil"/>
+                <w:bottom w:val="nil"/>
+                <w:right w:val="nil"/>
+                <w:between w:val="nil"/>
+              </w:pBdr>
+              <w:spacing w:line="240" w:lineRule="auto"/>
+            </w:pPr>
+            <w:r>
+              <w:t xml:space="preserve">Verificar que </w:t>
+            </w:r>
+            <w:proofErr w:type="spellStart"/>
+            <w:r>
+              <w:t>exist</w:t>
+            </w:r>
+            <w:proofErr w:type="spellEnd"/>
+            <w:r>
+              <w:t xml:space="preserve"> de 0 cuando no exista</w:t>
+            </w:r>
+          </w:p>
+        </w:tc>
+        <w:tc>
+          <w:tcPr>
+            <w:tcW w:w="1701" w:type="dxa"/>
+            <w:shd w:val="clear" w:color="auto" w:fill="auto"/>
+            <w:tcMar>
+              <w:top w:w="100" w:type="dxa"/>
+              <w:left w:w="100" w:type="dxa"/>
+              <w:bottom w:w="100" w:type="dxa"/>
+              <w:right w:w="100" w:type="dxa"/>
+            </w:tcMar>
+          </w:tcPr>
+          <w:p>
+            <w:pPr>
+              <w:widowControl w:val="0"/>
+              <w:pBdr>
+                <w:top w:val="nil"/>
+                <w:left w:val="nil"/>
+                <w:bottom w:val="nil"/>
+                <w:right w:val="nil"/>
+                <w:between w:val="nil"/>
+              </w:pBdr>
+              <w:spacing w:line="240" w:lineRule="auto"/>
+            </w:pPr>
+            <w:proofErr w:type="spellStart"/>
+            <w:proofErr w:type="gramStart"/>
+            <w:r>
+              <w:t>exist</w:t>
+            </w:r>
+            <w:proofErr w:type="spellEnd"/>
+            <w:r>
+              <w:t>(</w:t>
+            </w:r>
+            <w:proofErr w:type="gramEnd"/>
+            <w:r>
+              <w:t>5)</w:t>
+            </w:r>
+          </w:p>
+        </w:tc>
+        <w:tc>
+          <w:tcPr>
+            <w:tcW w:w="3524" w:type="dxa"/>
+            <w:shd w:val="clear" w:color="auto" w:fill="auto"/>
+            <w:tcMar>
+              <w:top w:w="100" w:type="dxa"/>
+              <w:left w:w="100" w:type="dxa"/>
+              <w:bottom w:w="100" w:type="dxa"/>
+              <w:right w:w="100" w:type="dxa"/>
+            </w:tcMar>
+          </w:tcPr>
+          <w:p>
+            <w:pPr>
+              <w:widowControl w:val="0"/>
+              <w:pBdr>
+                <w:top w:val="nil"/>
+                <w:left w:val="nil"/>
+                <w:bottom w:val="nil"/>
+                <w:right w:val="nil"/>
+                <w:between w:val="nil"/>
+              </w:pBdr>
+              <w:spacing w:line="240" w:lineRule="auto"/>
+            </w:pPr>
+            <w:proofErr w:type="spellStart"/>
+            <w:proofErr w:type="gramStart"/>
+            <w:r>
+              <w:t>exist</w:t>
+            </w:r>
+            <w:proofErr w:type="spellEnd"/>
+            <w:r>
+              <w:t>(</w:t>
+            </w:r>
+            <w:proofErr w:type="gramEnd"/>
+            <w:r>
+              <w:t>5) retornó: 0</w:t>
+            </w:r>
+          </w:p>
+        </w:tc>
+        <w:tc>
+          <w:tcPr>
+            <w:tcW w:w="2996" w:type="dxa"/>
+            <w:shd w:val="clear" w:color="auto" w:fill="auto"/>
+            <w:tcMar>
+              <w:top w:w="100" w:type="dxa"/>
+              <w:left w:w="100" w:type="dxa"/>
+              <w:bottom w:w="100" w:type="dxa"/>
+              <w:right w:w="100" w:type="dxa"/>
+            </w:tcMar>
+          </w:tcPr>
+          <w:p>
+            <w:pPr>
+              <w:widowControl w:val="0"/>
+              <w:pBdr>
+                <w:top w:val="nil"/>
+                <w:left w:val="nil"/>
+                <w:bottom w:val="nil"/>
+                <w:right w:val="nil"/>
+                <w:between w:val="nil"/>
+              </w:pBdr>
+              <w:spacing w:line="240" w:lineRule="auto"/>
+            </w:pPr>
+            <w:proofErr w:type="spellStart"/>
+            <w:proofErr w:type="gramStart"/>
+            <w:r>
+              <w:t>exist</w:t>
+            </w:r>
+            <w:proofErr w:type="spellEnd"/>
+            <w:r>
+              <w:t>(</w:t>
+            </w:r>
+            <w:proofErr w:type="gramEnd"/>
+            <w:r>
+              <w:t>5) retornó: 0</w:t>
             </w:r>
           </w:p>
         </w:tc>
@@ -1676,35 +2293,40 @@
         </w:tc>
         <w:tc>
           <w:tcPr>
-            <w:tcW w:w="2805" w:type="dxa"/>
-            <w:shd w:val="clear" w:color="auto" w:fill="auto"/>
-            <w:tcMar>
-              <w:top w:w="100" w:type="dxa"/>
-              <w:left w:w="100" w:type="dxa"/>
-              <w:bottom w:w="100" w:type="dxa"/>
-              <w:right w:w="100" w:type="dxa"/>
-            </w:tcMar>
-          </w:tcPr>
-          <w:p>
-            <w:pPr>
-              <w:widowControl w:val="0"/>
-              <w:pBdr>
-                <w:top w:val="nil"/>
-                <w:left w:val="nil"/>
-                <w:bottom w:val="nil"/>
-                <w:right w:val="nil"/>
-                <w:between w:val="nil"/>
-              </w:pBdr>
-              <w:spacing w:line="240" w:lineRule="auto"/>
-            </w:pPr>
-            <w:r>
-              <w:t>Insertar una clave con set_value</w:t>
-            </w:r>
-          </w:p>
-        </w:tc>
-        <w:tc>
-          <w:tcPr>
-            <w:tcW w:w="2610" w:type="dxa"/>
+            <w:tcW w:w="1990" w:type="dxa"/>
+            <w:shd w:val="clear" w:color="auto" w:fill="auto"/>
+            <w:tcMar>
+              <w:top w:w="100" w:type="dxa"/>
+              <w:left w:w="100" w:type="dxa"/>
+              <w:bottom w:w="100" w:type="dxa"/>
+              <w:right w:w="100" w:type="dxa"/>
+            </w:tcMar>
+          </w:tcPr>
+          <w:p>
+            <w:pPr>
+              <w:widowControl w:val="0"/>
+              <w:pBdr>
+                <w:top w:val="nil"/>
+                <w:left w:val="nil"/>
+                <w:bottom w:val="nil"/>
+                <w:right w:val="nil"/>
+                <w:between w:val="nil"/>
+              </w:pBdr>
+              <w:spacing w:line="240" w:lineRule="auto"/>
+            </w:pPr>
+            <w:r>
+              <w:t xml:space="preserve">Insertar una clave con </w:t>
+            </w:r>
+            <w:proofErr w:type="spellStart"/>
+            <w:r>
+              <w:t>set_value</w:t>
+            </w:r>
+            <w:proofErr w:type="spellEnd"/>
+          </w:p>
+        </w:tc>
+        <w:tc>
+          <w:tcPr>
+            <w:tcW w:w="1701" w:type="dxa"/>
             <w:shd w:val="clear" w:color="auto" w:fill="auto"/>
             <w:tcMar>
               <w:top w:w="100" w:type="dxa"/>
@@ -1728,79 +2350,145 @@
                 <w:lang w:val="en-GB"/>
               </w:rPr>
             </w:pPr>
+            <w:proofErr w:type="spellStart"/>
             <w:r>
               <w:rPr>
                 <w:lang w:val="en-GB"/>
               </w:rPr>
-              <w:t>set_value(keys[i], v1, 3, v2, v3)</w:t>
-            </w:r>
-          </w:p>
-        </w:tc>
-        <w:tc>
-          <w:tcPr>
-            <w:tcW w:w="1800" w:type="dxa"/>
-            <w:shd w:val="clear" w:color="auto" w:fill="auto"/>
-            <w:tcMar>
-              <w:top w:w="100" w:type="dxa"/>
-              <w:left w:w="100" w:type="dxa"/>
-              <w:bottom w:w="100" w:type="dxa"/>
-              <w:right w:w="100" w:type="dxa"/>
-            </w:tcMar>
-          </w:tcPr>
-          <w:p>
-            <w:pPr>
-              <w:widowControl w:val="0"/>
-              <w:pBdr>
-                <w:top w:val="nil"/>
-                <w:left w:val="nil"/>
-                <w:bottom w:val="nil"/>
-                <w:right w:val="nil"/>
-                <w:between w:val="nil"/>
-              </w:pBdr>
-              <w:spacing w:line="240" w:lineRule="auto"/>
+              <w:t>set_value</w:t>
+            </w:r>
+            <w:proofErr w:type="spellEnd"/>
+            <w:r>
               <w:rPr>
                 <w:lang w:val="en-GB"/>
               </w:rPr>
-            </w:pPr>
+              <w:t>(keys[</w:t>
+            </w:r>
+            <w:proofErr w:type="spellStart"/>
             <w:r>
               <w:rPr>
                 <w:lang w:val="en-GB"/>
               </w:rPr>
-              <w:t>exist(5) retornó: 0</w:t>
-            </w:r>
-          </w:p>
-        </w:tc>
-        <w:tc>
-          <w:tcPr>
-            <w:tcW w:w="1800" w:type="dxa"/>
-            <w:shd w:val="clear" w:color="auto" w:fill="auto"/>
-            <w:tcMar>
-              <w:top w:w="100" w:type="dxa"/>
-              <w:left w:w="100" w:type="dxa"/>
-              <w:bottom w:w="100" w:type="dxa"/>
-              <w:right w:w="100" w:type="dxa"/>
-            </w:tcMar>
-          </w:tcPr>
-          <w:p>
-            <w:pPr>
-              <w:widowControl w:val="0"/>
-              <w:pBdr>
-                <w:top w:val="nil"/>
-                <w:left w:val="nil"/>
-                <w:bottom w:val="nil"/>
-                <w:right w:val="nil"/>
-                <w:between w:val="nil"/>
-              </w:pBdr>
-              <w:spacing w:line="240" w:lineRule="auto"/>
+              <w:t>i</w:t>
+            </w:r>
+            <w:proofErr w:type="spellEnd"/>
+            <w:r>
               <w:rPr>
                 <w:lang w:val="en-GB"/>
               </w:rPr>
-            </w:pPr>
-            <w:r>
+              <w:t>], v1, 3, v2, v3)</w:t>
+            </w:r>
+          </w:p>
+        </w:tc>
+        <w:tc>
+          <w:tcPr>
+            <w:tcW w:w="3524" w:type="dxa"/>
+            <w:shd w:val="clear" w:color="auto" w:fill="auto"/>
+            <w:tcMar>
+              <w:top w:w="100" w:type="dxa"/>
+              <w:left w:w="100" w:type="dxa"/>
+              <w:bottom w:w="100" w:type="dxa"/>
+              <w:right w:w="100" w:type="dxa"/>
+            </w:tcMar>
+          </w:tcPr>
+          <w:p>
+            <w:pPr>
+              <w:widowControl w:val="0"/>
+              <w:pBdr>
+                <w:top w:val="nil"/>
+                <w:left w:val="nil"/>
+                <w:bottom w:val="nil"/>
+                <w:right w:val="nil"/>
+                <w:between w:val="nil"/>
+              </w:pBdr>
+              <w:spacing w:line="240" w:lineRule="auto"/>
               <w:rPr>
                 <w:lang w:val="en-GB"/>
               </w:rPr>
-              <w:t>exist(5) retornó: 0</w:t>
+            </w:pPr>
+            <w:proofErr w:type="gramStart"/>
+            <w:r>
+              <w:rPr>
+                <w:lang w:val="en-GB"/>
+              </w:rPr>
+              <w:t>exist(</w:t>
+            </w:r>
+            <w:proofErr w:type="gramEnd"/>
+            <w:r>
+              <w:rPr>
+                <w:lang w:val="en-GB"/>
+              </w:rPr>
+              <w:t xml:space="preserve">5) </w:t>
+            </w:r>
+            <w:proofErr w:type="spellStart"/>
+            <w:r>
+              <w:rPr>
+                <w:lang w:val="en-GB"/>
+              </w:rPr>
+              <w:t>retornó</w:t>
+            </w:r>
+            <w:proofErr w:type="spellEnd"/>
+            <w:r>
+              <w:rPr>
+                <w:lang w:val="en-GB"/>
+              </w:rPr>
+              <w:t>: 0</w:t>
+            </w:r>
+          </w:p>
+        </w:tc>
+        <w:tc>
+          <w:tcPr>
+            <w:tcW w:w="2996" w:type="dxa"/>
+            <w:shd w:val="clear" w:color="auto" w:fill="auto"/>
+            <w:tcMar>
+              <w:top w:w="100" w:type="dxa"/>
+              <w:left w:w="100" w:type="dxa"/>
+              <w:bottom w:w="100" w:type="dxa"/>
+              <w:right w:w="100" w:type="dxa"/>
+            </w:tcMar>
+          </w:tcPr>
+          <w:p>
+            <w:pPr>
+              <w:widowControl w:val="0"/>
+              <w:pBdr>
+                <w:top w:val="nil"/>
+                <w:left w:val="nil"/>
+                <w:bottom w:val="nil"/>
+                <w:right w:val="nil"/>
+                <w:between w:val="nil"/>
+              </w:pBdr>
+              <w:spacing w:line="240" w:lineRule="auto"/>
+              <w:rPr>
+                <w:lang w:val="en-GB"/>
+              </w:rPr>
+            </w:pPr>
+            <w:proofErr w:type="gramStart"/>
+            <w:r>
+              <w:rPr>
+                <w:lang w:val="en-GB"/>
+              </w:rPr>
+              <w:t>exist(</w:t>
+            </w:r>
+            <w:proofErr w:type="gramEnd"/>
+            <w:r>
+              <w:rPr>
+                <w:lang w:val="en-GB"/>
+              </w:rPr>
+              <w:t xml:space="preserve">5) </w:t>
+            </w:r>
+            <w:proofErr w:type="spellStart"/>
+            <w:r>
+              <w:rPr>
+                <w:lang w:val="en-GB"/>
+              </w:rPr>
+              <w:t>retornó</w:t>
+            </w:r>
+            <w:proofErr w:type="spellEnd"/>
+            <w:r>
+              <w:rPr>
+                <w:lang w:val="en-GB"/>
+              </w:rPr>
+              <w:t>: 0</w:t>
             </w:r>
           </w:p>
         </w:tc>
@@ -1836,35 +2524,40 @@
         </w:tc>
         <w:tc>
           <w:tcPr>
-            <w:tcW w:w="2805" w:type="dxa"/>
-            <w:shd w:val="clear" w:color="auto" w:fill="auto"/>
-            <w:tcMar>
-              <w:top w:w="100" w:type="dxa"/>
-              <w:left w:w="100" w:type="dxa"/>
-              <w:bottom w:w="100" w:type="dxa"/>
-              <w:right w:w="100" w:type="dxa"/>
-            </w:tcMar>
-          </w:tcPr>
-          <w:p>
-            <w:pPr>
-              <w:widowControl w:val="0"/>
-              <w:pBdr>
-                <w:top w:val="nil"/>
-                <w:left w:val="nil"/>
-                <w:bottom w:val="nil"/>
-                <w:right w:val="nil"/>
-                <w:between w:val="nil"/>
-              </w:pBdr>
-              <w:spacing w:line="240" w:lineRule="auto"/>
-            </w:pPr>
-            <w:r>
-              <w:t>Insertar clave duplicada con set_value</w:t>
-            </w:r>
-          </w:p>
-        </w:tc>
-        <w:tc>
-          <w:tcPr>
-            <w:tcW w:w="2610" w:type="dxa"/>
+            <w:tcW w:w="1990" w:type="dxa"/>
+            <w:shd w:val="clear" w:color="auto" w:fill="auto"/>
+            <w:tcMar>
+              <w:top w:w="100" w:type="dxa"/>
+              <w:left w:w="100" w:type="dxa"/>
+              <w:bottom w:w="100" w:type="dxa"/>
+              <w:right w:w="100" w:type="dxa"/>
+            </w:tcMar>
+          </w:tcPr>
+          <w:p>
+            <w:pPr>
+              <w:widowControl w:val="0"/>
+              <w:pBdr>
+                <w:top w:val="nil"/>
+                <w:left w:val="nil"/>
+                <w:bottom w:val="nil"/>
+                <w:right w:val="nil"/>
+                <w:between w:val="nil"/>
+              </w:pBdr>
+              <w:spacing w:line="240" w:lineRule="auto"/>
+            </w:pPr>
+            <w:r>
+              <w:t xml:space="preserve">Insertar clave duplicada con </w:t>
+            </w:r>
+            <w:proofErr w:type="spellStart"/>
+            <w:r>
+              <w:t>set_value</w:t>
+            </w:r>
+            <w:proofErr w:type="spellEnd"/>
+          </w:p>
+        </w:tc>
+        <w:tc>
+          <w:tcPr>
+            <w:tcW w:w="1701" w:type="dxa"/>
             <w:shd w:val="clear" w:color="auto" w:fill="auto"/>
             <w:tcMar>
               <w:top w:w="100" w:type="dxa"/>
@@ -1888,17 +2581,39 @@
                 <w:lang w:val="en-GB"/>
               </w:rPr>
             </w:pPr>
+            <w:proofErr w:type="spellStart"/>
             <w:r>
               <w:rPr>
                 <w:lang w:val="en-GB"/>
               </w:rPr>
-              <w:t>set_value(3, v1, 3, v2, v3)</w:t>
-            </w:r>
-          </w:p>
-        </w:tc>
-        <w:tc>
-          <w:tcPr>
-            <w:tcW w:w="1800" w:type="dxa"/>
+              <w:t>set_</w:t>
+            </w:r>
+            <w:proofErr w:type="gramStart"/>
+            <w:r>
+              <w:rPr>
+                <w:lang w:val="en-GB"/>
+              </w:rPr>
+              <w:t>value</w:t>
+            </w:r>
+            <w:proofErr w:type="spellEnd"/>
+            <w:r>
+              <w:rPr>
+                <w:lang w:val="en-GB"/>
+              </w:rPr>
+              <w:t>(</w:t>
+            </w:r>
+            <w:proofErr w:type="gramEnd"/>
+            <w:r>
+              <w:rPr>
+                <w:lang w:val="en-GB"/>
+              </w:rPr>
+              <w:t>3, v1, 3, v2, v3)</w:t>
+            </w:r>
+          </w:p>
+        </w:tc>
+        <w:tc>
+          <w:tcPr>
+            <w:tcW w:w="3524" w:type="dxa"/>
             <w:shd w:val="clear" w:color="auto" w:fill="auto"/>
             <w:tcMar>
               <w:top w:w="100" w:type="dxa"/>
@@ -1922,45 +2637,89 @@
                 <w:lang w:val="es-ES"/>
               </w:rPr>
             </w:pPr>
+            <w:proofErr w:type="spellStart"/>
             <w:r>
               <w:rPr>
                 <w:lang w:val="es-ES"/>
               </w:rPr>
-              <w:t>set_value() duplicada para clave 3 retornó: -1</w:t>
-            </w:r>
-          </w:p>
-        </w:tc>
-        <w:tc>
-          <w:tcPr>
-            <w:tcW w:w="1800" w:type="dxa"/>
-            <w:shd w:val="clear" w:color="auto" w:fill="auto"/>
-            <w:tcMar>
-              <w:top w:w="100" w:type="dxa"/>
-              <w:left w:w="100" w:type="dxa"/>
-              <w:bottom w:w="100" w:type="dxa"/>
-              <w:right w:w="100" w:type="dxa"/>
-            </w:tcMar>
-          </w:tcPr>
-          <w:p>
-            <w:pPr>
-              <w:widowControl w:val="0"/>
-              <w:pBdr>
-                <w:top w:val="nil"/>
-                <w:left w:val="nil"/>
-                <w:bottom w:val="nil"/>
-                <w:right w:val="nil"/>
-                <w:between w:val="nil"/>
-              </w:pBdr>
-              <w:spacing w:line="240" w:lineRule="auto"/>
+              <w:t>set_</w:t>
+            </w:r>
+            <w:proofErr w:type="gramStart"/>
+            <w:r>
               <w:rPr>
                 <w:lang w:val="es-ES"/>
               </w:rPr>
-            </w:pPr>
+              <w:t>value</w:t>
+            </w:r>
+            <w:proofErr w:type="spellEnd"/>
             <w:r>
               <w:rPr>
                 <w:lang w:val="es-ES"/>
               </w:rPr>
-              <w:t>set_value()retornó: -1</w:t>
+              <w:t>(</w:t>
+            </w:r>
+            <w:proofErr w:type="gramEnd"/>
+            <w:r>
+              <w:rPr>
+                <w:lang w:val="es-ES"/>
+              </w:rPr>
+              <w:t>) duplicada para clave 3 retornó: -1</w:t>
+            </w:r>
+          </w:p>
+        </w:tc>
+        <w:tc>
+          <w:tcPr>
+            <w:tcW w:w="2996" w:type="dxa"/>
+            <w:shd w:val="clear" w:color="auto" w:fill="auto"/>
+            <w:tcMar>
+              <w:top w:w="100" w:type="dxa"/>
+              <w:left w:w="100" w:type="dxa"/>
+              <w:bottom w:w="100" w:type="dxa"/>
+              <w:right w:w="100" w:type="dxa"/>
+            </w:tcMar>
+          </w:tcPr>
+          <w:p>
+            <w:pPr>
+              <w:widowControl w:val="0"/>
+              <w:pBdr>
+                <w:top w:val="nil"/>
+                <w:left w:val="nil"/>
+                <w:bottom w:val="nil"/>
+                <w:right w:val="nil"/>
+                <w:between w:val="nil"/>
+              </w:pBdr>
+              <w:spacing w:line="240" w:lineRule="auto"/>
+              <w:rPr>
+                <w:lang w:val="es-ES"/>
+              </w:rPr>
+            </w:pPr>
+            <w:proofErr w:type="spellStart"/>
+            <w:r>
+              <w:rPr>
+                <w:lang w:val="es-ES"/>
+              </w:rPr>
+              <w:t>set_</w:t>
+            </w:r>
+            <w:proofErr w:type="gramStart"/>
+            <w:r>
+              <w:rPr>
+                <w:lang w:val="es-ES"/>
+              </w:rPr>
+              <w:t>value</w:t>
+            </w:r>
+            <w:proofErr w:type="spellEnd"/>
+            <w:r>
+              <w:rPr>
+                <w:lang w:val="es-ES"/>
+              </w:rPr>
+              <w:t>(</w:t>
+            </w:r>
+            <w:proofErr w:type="gramEnd"/>
+            <w:r>
+              <w:rPr>
+                <w:lang w:val="es-ES"/>
+              </w:rPr>
+              <w:t>)retornó: -1</w:t>
             </w:r>
           </w:p>
         </w:tc>
@@ -1996,35 +2755,40 @@
         </w:tc>
         <w:tc>
           <w:tcPr>
-            <w:tcW w:w="2805" w:type="dxa"/>
-            <w:shd w:val="clear" w:color="auto" w:fill="auto"/>
-            <w:tcMar>
-              <w:top w:w="100" w:type="dxa"/>
-              <w:left w:w="100" w:type="dxa"/>
-              <w:bottom w:w="100" w:type="dxa"/>
-              <w:right w:w="100" w:type="dxa"/>
-            </w:tcMar>
-          </w:tcPr>
-          <w:p>
-            <w:pPr>
-              <w:widowControl w:val="0"/>
-              <w:pBdr>
-                <w:top w:val="nil"/>
-                <w:left w:val="nil"/>
-                <w:bottom w:val="nil"/>
-                <w:right w:val="nil"/>
-                <w:between w:val="nil"/>
-              </w:pBdr>
-              <w:spacing w:line="240" w:lineRule="auto"/>
-            </w:pPr>
-            <w:r>
-              <w:t>Obtener valores existentes con get_value</w:t>
-            </w:r>
-          </w:p>
-        </w:tc>
-        <w:tc>
-          <w:tcPr>
-            <w:tcW w:w="2610" w:type="dxa"/>
+            <w:tcW w:w="1990" w:type="dxa"/>
+            <w:shd w:val="clear" w:color="auto" w:fill="auto"/>
+            <w:tcMar>
+              <w:top w:w="100" w:type="dxa"/>
+              <w:left w:w="100" w:type="dxa"/>
+              <w:bottom w:w="100" w:type="dxa"/>
+              <w:right w:w="100" w:type="dxa"/>
+            </w:tcMar>
+          </w:tcPr>
+          <w:p>
+            <w:pPr>
+              <w:widowControl w:val="0"/>
+              <w:pBdr>
+                <w:top w:val="nil"/>
+                <w:left w:val="nil"/>
+                <w:bottom w:val="nil"/>
+                <w:right w:val="nil"/>
+                <w:between w:val="nil"/>
+              </w:pBdr>
+              <w:spacing w:line="240" w:lineRule="auto"/>
+            </w:pPr>
+            <w:r>
+              <w:t xml:space="preserve">Obtener valores existentes con </w:t>
+            </w:r>
+            <w:proofErr w:type="spellStart"/>
+            <w:r>
+              <w:t>get_value</w:t>
+            </w:r>
+            <w:proofErr w:type="spellEnd"/>
+          </w:p>
+        </w:tc>
+        <w:tc>
+          <w:tcPr>
+            <w:tcW w:w="1701" w:type="dxa"/>
             <w:shd w:val="clear" w:color="auto" w:fill="auto"/>
             <w:tcMar>
               <w:top w:w="100" w:type="dxa"/>
@@ -2048,17 +2812,39 @@
                 <w:lang w:val="en-GB"/>
               </w:rPr>
             </w:pPr>
+            <w:proofErr w:type="spellStart"/>
             <w:r>
               <w:rPr>
                 <w:lang w:val="en-GB"/>
               </w:rPr>
-              <w:t>get_value(keys[i], value1, &amp;N_value2, V_value2, &amp;value3)</w:t>
-            </w:r>
-          </w:p>
-        </w:tc>
-        <w:tc>
-          <w:tcPr>
-            <w:tcW w:w="1800" w:type="dxa"/>
+              <w:t>get_value</w:t>
+            </w:r>
+            <w:proofErr w:type="spellEnd"/>
+            <w:r>
+              <w:rPr>
+                <w:lang w:val="en-GB"/>
+              </w:rPr>
+              <w:t>(keys[</w:t>
+            </w:r>
+            <w:proofErr w:type="spellStart"/>
+            <w:r>
+              <w:rPr>
+                <w:lang w:val="en-GB"/>
+              </w:rPr>
+              <w:t>i</w:t>
+            </w:r>
+            <w:proofErr w:type="spellEnd"/>
+            <w:r>
+              <w:rPr>
+                <w:lang w:val="en-GB"/>
+              </w:rPr>
+              <w:t>], value1, &amp;N_value2, V_value2, &amp;value3)</w:t>
+            </w:r>
+          </w:p>
+        </w:tc>
+        <w:tc>
+          <w:tcPr>
+            <w:tcW w:w="3524" w:type="dxa"/>
             <w:shd w:val="clear" w:color="auto" w:fill="auto"/>
             <w:tcMar>
               <w:top w:w="100" w:type="dxa"/>
@@ -2130,28 +2916,36 @@
               <w:rPr>
                 <w:lang w:val="en-GB"/>
               </w:rPr>
-              <w:t>Value1: Valor inicial</w:t>
-            </w:r>
-          </w:p>
-          <w:p>
-            <w:pPr>
-              <w:widowControl w:val="0"/>
-              <w:pBdr>
-                <w:top w:val="nil"/>
-                <w:left w:val="nil"/>
-                <w:bottom w:val="nil"/>
-                <w:right w:val="nil"/>
-                <w:between w:val="nil"/>
-              </w:pBdr>
-              <w:spacing w:line="240" w:lineRule="auto"/>
+              <w:t xml:space="preserve">Value1: Valor </w:t>
+            </w:r>
+            <w:proofErr w:type="spellStart"/>
+            <w:r>
               <w:rPr>
                 <w:lang w:val="en-GB"/>
               </w:rPr>
-            </w:pPr>
-            <w:r>
+              <w:t>inicial</w:t>
+            </w:r>
+            <w:proofErr w:type="spellEnd"/>
+          </w:p>
+          <w:p>
+            <w:pPr>
+              <w:widowControl w:val="0"/>
+              <w:pBdr>
+                <w:top w:val="nil"/>
+                <w:left w:val="nil"/>
+                <w:bottom w:val="nil"/>
+                <w:right w:val="nil"/>
+                <w:between w:val="nil"/>
+              </w:pBdr>
+              <w:spacing w:line="240" w:lineRule="auto"/>
               <w:rPr>
                 <w:lang w:val="en-GB"/>
               </w:rPr>
+            </w:pPr>
+            <w:r>
+              <w:rPr>
+                <w:lang w:val="en-GB"/>
+              </w:rPr>
               <w:t>N_value2: 3</w:t>
             </w:r>
           </w:p>
@@ -2202,7 +2996,7 @@
         </w:tc>
         <w:tc>
           <w:tcPr>
-            <w:tcW w:w="1800" w:type="dxa"/>
+            <w:tcW w:w="2996" w:type="dxa"/>
             <w:shd w:val="clear" w:color="auto" w:fill="auto"/>
             <w:tcMar>
               <w:top w:w="100" w:type="dxa"/>
@@ -2242,7 +3036,21 @@
               <w:rPr>
                 <w:lang w:val="es-ES"/>
               </w:rPr>
-              <w:t>: Key: (la clave), Value1: "Valor inicial", N_value2: 3, V_value2: "2.30 0.50 23.45", Coord: (10,5)</w:t>
+              <w:t xml:space="preserve">: Key: (la clave), Value1: "Valor inicial", N_value2: 3, V_value2: "2.30 0.50 23.45", </w:t>
+            </w:r>
+            <w:proofErr w:type="spellStart"/>
+            <w:r>
+              <w:rPr>
+                <w:lang w:val="es-ES"/>
+              </w:rPr>
+              <w:t>Coord</w:t>
+            </w:r>
+            <w:proofErr w:type="spellEnd"/>
+            <w:r>
+              <w:rPr>
+                <w:lang w:val="es-ES"/>
+              </w:rPr>
+              <w:t>: (10,5)</w:t>
             </w:r>
           </w:p>
         </w:tc>
@@ -2279,35 +3087,43 @@
         </w:tc>
         <w:tc>
           <w:tcPr>
-            <w:tcW w:w="2805" w:type="dxa"/>
-            <w:shd w:val="clear" w:color="auto" w:fill="auto"/>
-            <w:tcMar>
-              <w:top w:w="100" w:type="dxa"/>
-              <w:left w:w="100" w:type="dxa"/>
-              <w:bottom w:w="100" w:type="dxa"/>
-              <w:right w:w="100" w:type="dxa"/>
-            </w:tcMar>
-          </w:tcPr>
-          <w:p>
-            <w:pPr>
-              <w:widowControl w:val="0"/>
-              <w:pBdr>
-                <w:top w:val="nil"/>
-                <w:left w:val="nil"/>
-                <w:bottom w:val="nil"/>
-                <w:right w:val="nil"/>
-                <w:between w:val="nil"/>
-              </w:pBdr>
-              <w:spacing w:line="240" w:lineRule="auto"/>
-            </w:pPr>
-            <w:r>
-              <w:t>Verificar que de un error cuando se hace un get_value de un valor inexistente</w:t>
-            </w:r>
-          </w:p>
-        </w:tc>
-        <w:tc>
-          <w:tcPr>
-            <w:tcW w:w="2610" w:type="dxa"/>
+            <w:tcW w:w="1990" w:type="dxa"/>
+            <w:shd w:val="clear" w:color="auto" w:fill="auto"/>
+            <w:tcMar>
+              <w:top w:w="100" w:type="dxa"/>
+              <w:left w:w="100" w:type="dxa"/>
+              <w:bottom w:w="100" w:type="dxa"/>
+              <w:right w:w="100" w:type="dxa"/>
+            </w:tcMar>
+          </w:tcPr>
+          <w:p>
+            <w:pPr>
+              <w:widowControl w:val="0"/>
+              <w:pBdr>
+                <w:top w:val="nil"/>
+                <w:left w:val="nil"/>
+                <w:bottom w:val="nil"/>
+                <w:right w:val="nil"/>
+                <w:between w:val="nil"/>
+              </w:pBdr>
+              <w:spacing w:line="240" w:lineRule="auto"/>
+            </w:pPr>
+            <w:r>
+              <w:t xml:space="preserve">Verificar que de un error cuando se hace un </w:t>
+            </w:r>
+            <w:proofErr w:type="spellStart"/>
+            <w:r>
+              <w:t>get_value</w:t>
+            </w:r>
+            <w:proofErr w:type="spellEnd"/>
+            <w:r>
+              <w:t xml:space="preserve"> de un valor inexistente</w:t>
+            </w:r>
+          </w:p>
+        </w:tc>
+        <w:tc>
+          <w:tcPr>
+            <w:tcW w:w="1701" w:type="dxa"/>
             <w:shd w:val="clear" w:color="auto" w:fill="auto"/>
             <w:tcMar>
               <w:top w:w="100" w:type="dxa"/>
@@ -2331,17 +3147,39 @@
                 <w:lang w:val="en-GB"/>
               </w:rPr>
             </w:pPr>
+            <w:proofErr w:type="spellStart"/>
             <w:r>
               <w:rPr>
                 <w:lang w:val="en-GB"/>
               </w:rPr>
-              <w:t>get_value(100, value1, &amp;N_value2, V_value2, &amp;value3)</w:t>
-            </w:r>
-          </w:p>
-        </w:tc>
-        <w:tc>
-          <w:tcPr>
-            <w:tcW w:w="1800" w:type="dxa"/>
+              <w:t>get_</w:t>
+            </w:r>
+            <w:proofErr w:type="gramStart"/>
+            <w:r>
+              <w:rPr>
+                <w:lang w:val="en-GB"/>
+              </w:rPr>
+              <w:t>value</w:t>
+            </w:r>
+            <w:proofErr w:type="spellEnd"/>
+            <w:r>
+              <w:rPr>
+                <w:lang w:val="en-GB"/>
+              </w:rPr>
+              <w:t>(</w:t>
+            </w:r>
+            <w:proofErr w:type="gramEnd"/>
+            <w:r>
+              <w:rPr>
+                <w:lang w:val="en-GB"/>
+              </w:rPr>
+              <w:t>100, value1, &amp;N_value2, V_value2, &amp;value3)</w:t>
+            </w:r>
+          </w:p>
+        </w:tc>
+        <w:tc>
+          <w:tcPr>
+            <w:tcW w:w="3524" w:type="dxa"/>
             <w:shd w:val="clear" w:color="auto" w:fill="auto"/>
             <w:tcMar>
               <w:top w:w="100" w:type="dxa"/>
@@ -2365,14 +3203,27 @@
                 <w:lang w:val="es-ES"/>
               </w:rPr>
             </w:pPr>
-            <w:r>
-              <w:t>get_value() para clave 100 retornó: -1</w:t>
-            </w:r>
-          </w:p>
-        </w:tc>
-        <w:tc>
-          <w:tcPr>
-            <w:tcW w:w="1800" w:type="dxa"/>
+            <w:proofErr w:type="spellStart"/>
+            <w:r>
+              <w:t>get_</w:t>
+            </w:r>
+            <w:proofErr w:type="gramStart"/>
+            <w:r>
+              <w:t>value</w:t>
+            </w:r>
+            <w:proofErr w:type="spellEnd"/>
+            <w:r>
+              <w:t>(</w:t>
+            </w:r>
+            <w:proofErr w:type="gramEnd"/>
+            <w:r>
+              <w:t>) para clave 100 retornó: -1</w:t>
+            </w:r>
+          </w:p>
+        </w:tc>
+        <w:tc>
+          <w:tcPr>
+            <w:tcW w:w="2996" w:type="dxa"/>
             <w:shd w:val="clear" w:color="auto" w:fill="auto"/>
             <w:tcMar>
               <w:top w:w="100" w:type="dxa"/>
@@ -2396,8 +3247,21 @@
                 <w:lang w:val="es-ES"/>
               </w:rPr>
             </w:pPr>
-            <w:r>
-              <w:t>get_value() para clave 100 retornó: -1</w:t>
+            <w:proofErr w:type="spellStart"/>
+            <w:r>
+              <w:t>get_</w:t>
+            </w:r>
+            <w:proofErr w:type="gramStart"/>
+            <w:r>
+              <w:t>value</w:t>
+            </w:r>
+            <w:proofErr w:type="spellEnd"/>
+            <w:r>
+              <w:t>(</w:t>
+            </w:r>
+            <w:proofErr w:type="gramEnd"/>
+            <w:r>
+              <w:t>) para clave 100 retornó: -1</w:t>
             </w:r>
           </w:p>
         </w:tc>
@@ -2433,7 +3297,7 @@
         </w:tc>
         <w:tc>
           <w:tcPr>
-            <w:tcW w:w="2805" w:type="dxa"/>
+            <w:tcW w:w="1990" w:type="dxa"/>
             <w:shd w:val="clear" w:color="auto" w:fill="auto"/>
             <w:tcMar>
               <w:top w:w="100" w:type="dxa"/>
@@ -2461,7 +3325,7 @@
         </w:tc>
         <w:tc>
           <w:tcPr>
-            <w:tcW w:w="2610" w:type="dxa"/>
+            <w:tcW w:w="1701" w:type="dxa"/>
             <w:shd w:val="clear" w:color="auto" w:fill="auto"/>
             <w:tcMar>
               <w:top w:w="100" w:type="dxa"/>
@@ -2485,46 +3349,89 @@
                 <w:lang w:val="en-GB"/>
               </w:rPr>
             </w:pPr>
+            <w:proofErr w:type="spellStart"/>
             <w:r>
               <w:rPr>
                 <w:lang w:val="en-GB"/>
               </w:rPr>
-              <w:t>modify_value(4, new_v1, 2, new_v2, new_v3)</w:t>
-            </w:r>
-          </w:p>
-        </w:tc>
-        <w:tc>
-          <w:tcPr>
-            <w:tcW w:w="1800" w:type="dxa"/>
-            <w:shd w:val="clear" w:color="auto" w:fill="auto"/>
-            <w:tcMar>
-              <w:top w:w="100" w:type="dxa"/>
-              <w:left w:w="100" w:type="dxa"/>
-              <w:bottom w:w="100" w:type="dxa"/>
-              <w:right w:w="100" w:type="dxa"/>
-            </w:tcMar>
-          </w:tcPr>
-          <w:p>
-            <w:pPr>
-              <w:widowControl w:val="0"/>
-              <w:pBdr>
-                <w:top w:val="nil"/>
-                <w:left w:val="nil"/>
-                <w:bottom w:val="nil"/>
-                <w:right w:val="nil"/>
-                <w:between w:val="nil"/>
-              </w:pBdr>
-              <w:spacing w:line="240" w:lineRule="auto"/>
+              <w:t>modify_</w:t>
+            </w:r>
+            <w:proofErr w:type="gramStart"/>
+            <w:r>
               <w:rPr>
                 <w:lang w:val="en-GB"/>
               </w:rPr>
-            </w:pPr>
-            <w:r>
-              <w:t>modify_value() para clave 4 retornó: 0</w:t>
+              <w:t>value</w:t>
+            </w:r>
+            <w:proofErr w:type="spellEnd"/>
+            <w:r>
+              <w:rPr>
+                <w:lang w:val="en-GB"/>
+              </w:rPr>
+              <w:t>(</w:t>
+            </w:r>
+            <w:proofErr w:type="gramEnd"/>
+            <w:r>
+              <w:rPr>
+                <w:lang w:val="en-GB"/>
+              </w:rPr>
+              <w:t>4, new_v1, 2, new_v2, new_v3)</w:t>
+            </w:r>
+          </w:p>
+        </w:tc>
+        <w:tc>
+          <w:tcPr>
+            <w:tcW w:w="3524" w:type="dxa"/>
+            <w:shd w:val="clear" w:color="auto" w:fill="auto"/>
+            <w:tcMar>
+              <w:top w:w="100" w:type="dxa"/>
+              <w:left w:w="100" w:type="dxa"/>
+              <w:bottom w:w="100" w:type="dxa"/>
+              <w:right w:w="100" w:type="dxa"/>
+            </w:tcMar>
+          </w:tcPr>
+          <w:p>
+            <w:pPr>
+              <w:widowControl w:val="0"/>
+              <w:pBdr>
+                <w:top w:val="nil"/>
+                <w:left w:val="nil"/>
+                <w:bottom w:val="nil"/>
+                <w:right w:val="nil"/>
+                <w:between w:val="nil"/>
+              </w:pBdr>
+              <w:spacing w:line="240" w:lineRule="auto"/>
+              <w:rPr>
+                <w:lang w:val="en-GB"/>
+              </w:rPr>
+            </w:pPr>
+            <w:proofErr w:type="spellStart"/>
+            <w:r>
+              <w:t>modify_</w:t>
+            </w:r>
+            <w:proofErr w:type="gramStart"/>
+            <w:r>
+              <w:t>value</w:t>
+            </w:r>
+            <w:proofErr w:type="spellEnd"/>
+            <w:r>
+              <w:t>(</w:t>
+            </w:r>
+            <w:proofErr w:type="gramEnd"/>
+            <w:r>
+              <w:t>) para clave 4 retornó: 0</w:t>
             </w:r>
             <w:r>
               <w:br/>
-              <w:t>Luego, get_value(4, …) retorna:</w:t>
+              <w:t xml:space="preserve">Luego, </w:t>
+            </w:r>
+            <w:proofErr w:type="spellStart"/>
+            <w:r>
+              <w:t>get_value</w:t>
+            </w:r>
+            <w:proofErr w:type="spellEnd"/>
+            <w:r>
+              <w:t>(4, …) retorna:</w:t>
             </w:r>
             <w:r>
               <w:br/>
@@ -2544,13 +3451,20 @@
             </w:r>
             <w:r>
               <w:br/>
-              <w:t>Coord: (30, 40)</w:t>
-            </w:r>
-          </w:p>
-        </w:tc>
-        <w:tc>
-          <w:tcPr>
-            <w:tcW w:w="1800" w:type="dxa"/>
+            </w:r>
+            <w:proofErr w:type="spellStart"/>
+            <w:r>
+              <w:t>Coord</w:t>
+            </w:r>
+            <w:proofErr w:type="spellEnd"/>
+            <w:r>
+              <w:t>: (30, 40)</w:t>
+            </w:r>
+          </w:p>
+        </w:tc>
+        <w:tc>
+          <w:tcPr>
+            <w:tcW w:w="2996" w:type="dxa"/>
             <w:shd w:val="clear" w:color="auto" w:fill="auto"/>
             <w:tcMar>
               <w:top w:w="100" w:type="dxa"/>
@@ -2574,8 +3488,29 @@
                 <w:lang w:val="es-ES"/>
               </w:rPr>
             </w:pPr>
-            <w:r>
-              <w:t xml:space="preserve">modify_value(4) retorna 0 y get_value(4) </w:t>
+            <w:proofErr w:type="spellStart"/>
+            <w:r>
+              <w:t>modify_</w:t>
+            </w:r>
+            <w:proofErr w:type="gramStart"/>
+            <w:r>
+              <w:t>value</w:t>
+            </w:r>
+            <w:proofErr w:type="spellEnd"/>
+            <w:r>
+              <w:t>(</w:t>
+            </w:r>
+            <w:proofErr w:type="gramEnd"/>
+            <w:r>
+              <w:t xml:space="preserve">4) retorna 0 y </w:t>
+            </w:r>
+            <w:proofErr w:type="spellStart"/>
+            <w:r>
+              <w:t>get_value</w:t>
+            </w:r>
+            <w:proofErr w:type="spellEnd"/>
+            <w:r>
+              <w:t xml:space="preserve">(4) </w:t>
             </w:r>
             <w:r>
               <w:t>muestra</w:t>
@@ -2617,7 +3552,7 @@
         </w:tc>
         <w:tc>
           <w:tcPr>
-            <w:tcW w:w="2805" w:type="dxa"/>
+            <w:tcW w:w="1990" w:type="dxa"/>
             <w:shd w:val="clear" w:color="auto" w:fill="auto"/>
             <w:tcMar>
               <w:top w:w="100" w:type="dxa"/>
@@ -2645,7 +3580,7 @@
         </w:tc>
         <w:tc>
           <w:tcPr>
-            <w:tcW w:w="2610" w:type="dxa"/>
+            <w:tcW w:w="1701" w:type="dxa"/>
             <w:shd w:val="clear" w:color="auto" w:fill="auto"/>
             <w:tcMar>
               <w:top w:w="100" w:type="dxa"/>
@@ -2669,17 +3604,39 @@
                 <w:lang w:val="en-GB"/>
               </w:rPr>
             </w:pPr>
+            <w:proofErr w:type="spellStart"/>
             <w:r>
               <w:rPr>
                 <w:lang w:val="en-GB"/>
               </w:rPr>
-              <w:t>modify_value(200, new_v1, 2, new_v2, new_v3)</w:t>
-            </w:r>
-          </w:p>
-        </w:tc>
-        <w:tc>
-          <w:tcPr>
-            <w:tcW w:w="1800" w:type="dxa"/>
+              <w:t>modify_</w:t>
+            </w:r>
+            <w:proofErr w:type="gramStart"/>
+            <w:r>
+              <w:rPr>
+                <w:lang w:val="en-GB"/>
+              </w:rPr>
+              <w:t>value</w:t>
+            </w:r>
+            <w:proofErr w:type="spellEnd"/>
+            <w:r>
+              <w:rPr>
+                <w:lang w:val="en-GB"/>
+              </w:rPr>
+              <w:t>(</w:t>
+            </w:r>
+            <w:proofErr w:type="gramEnd"/>
+            <w:r>
+              <w:rPr>
+                <w:lang w:val="en-GB"/>
+              </w:rPr>
+              <w:t>200, new_v1, 2, new_v2, new_v3)</w:t>
+            </w:r>
+          </w:p>
+        </w:tc>
+        <w:tc>
+          <w:tcPr>
+            <w:tcW w:w="3524" w:type="dxa"/>
             <w:shd w:val="clear" w:color="auto" w:fill="auto"/>
             <w:tcMar>
               <w:top w:w="100" w:type="dxa"/>
@@ -2703,14 +3660,27 @@
                 <w:lang w:val="es-ES"/>
               </w:rPr>
             </w:pPr>
-            <w:r>
-              <w:t>modify_value() para clave 200 retornó: -1</w:t>
-            </w:r>
-          </w:p>
-        </w:tc>
-        <w:tc>
-          <w:tcPr>
-            <w:tcW w:w="1800" w:type="dxa"/>
+            <w:proofErr w:type="spellStart"/>
+            <w:r>
+              <w:t>modify_</w:t>
+            </w:r>
+            <w:proofErr w:type="gramStart"/>
+            <w:r>
+              <w:t>value</w:t>
+            </w:r>
+            <w:proofErr w:type="spellEnd"/>
+            <w:r>
+              <w:t>(</w:t>
+            </w:r>
+            <w:proofErr w:type="gramEnd"/>
+            <w:r>
+              <w:t>) para clave 200 retornó: -1</w:t>
+            </w:r>
+          </w:p>
+        </w:tc>
+        <w:tc>
+          <w:tcPr>
+            <w:tcW w:w="2996" w:type="dxa"/>
             <w:shd w:val="clear" w:color="auto" w:fill="auto"/>
             <w:tcMar>
               <w:top w:w="100" w:type="dxa"/>
@@ -2734,8 +3704,21 @@
                 <w:lang w:val="es-ES"/>
               </w:rPr>
             </w:pPr>
-            <w:r>
-              <w:t>modify_value() para clave 200 retornó: -1</w:t>
+            <w:proofErr w:type="spellStart"/>
+            <w:r>
+              <w:t>modify_</w:t>
+            </w:r>
+            <w:proofErr w:type="gramStart"/>
+            <w:r>
+              <w:t>value</w:t>
+            </w:r>
+            <w:proofErr w:type="spellEnd"/>
+            <w:r>
+              <w:t>(</w:t>
+            </w:r>
+            <w:proofErr w:type="gramEnd"/>
+            <w:r>
+              <w:t>) para clave 200 retornó: -1</w:t>
             </w:r>
           </w:p>
         </w:tc>
@@ -2771,35 +3754,40 @@
         </w:tc>
         <w:tc>
           <w:tcPr>
-            <w:tcW w:w="2805" w:type="dxa"/>
-            <w:shd w:val="clear" w:color="auto" w:fill="auto"/>
-            <w:tcMar>
-              <w:top w:w="100" w:type="dxa"/>
-              <w:left w:w="100" w:type="dxa"/>
-              <w:bottom w:w="100" w:type="dxa"/>
-              <w:right w:w="100" w:type="dxa"/>
-            </w:tcMar>
-          </w:tcPr>
-          <w:p>
-            <w:pPr>
-              <w:widowControl w:val="0"/>
-              <w:pBdr>
-                <w:top w:val="nil"/>
-                <w:left w:val="nil"/>
-                <w:bottom w:val="nil"/>
-                <w:right w:val="nil"/>
-                <w:between w:val="nil"/>
-              </w:pBdr>
-              <w:spacing w:line="240" w:lineRule="auto"/>
-            </w:pPr>
-            <w:r>
-              <w:t>value1 &gt; 255 carácteres</w:t>
-            </w:r>
-          </w:p>
-        </w:tc>
-        <w:tc>
-          <w:tcPr>
-            <w:tcW w:w="2610" w:type="dxa"/>
+            <w:tcW w:w="1990" w:type="dxa"/>
+            <w:shd w:val="clear" w:color="auto" w:fill="auto"/>
+            <w:tcMar>
+              <w:top w:w="100" w:type="dxa"/>
+              <w:left w:w="100" w:type="dxa"/>
+              <w:bottom w:w="100" w:type="dxa"/>
+              <w:right w:w="100" w:type="dxa"/>
+            </w:tcMar>
+          </w:tcPr>
+          <w:p>
+            <w:pPr>
+              <w:widowControl w:val="0"/>
+              <w:pBdr>
+                <w:top w:val="nil"/>
+                <w:left w:val="nil"/>
+                <w:bottom w:val="nil"/>
+                <w:right w:val="nil"/>
+                <w:between w:val="nil"/>
+              </w:pBdr>
+              <w:spacing w:line="240" w:lineRule="auto"/>
+            </w:pPr>
+            <w:r>
+              <w:t xml:space="preserve">value1 &gt; 255 </w:t>
+            </w:r>
+            <w:proofErr w:type="spellStart"/>
+            <w:r>
+              <w:t>carácteres</w:t>
+            </w:r>
+            <w:proofErr w:type="spellEnd"/>
+          </w:p>
+        </w:tc>
+        <w:tc>
+          <w:tcPr>
+            <w:tcW w:w="1701" w:type="dxa"/>
             <w:shd w:val="clear" w:color="auto" w:fill="auto"/>
             <w:tcMar>
               <w:top w:w="100" w:type="dxa"/>
@@ -2823,17 +3811,39 @@
                 <w:lang w:val="en-GB"/>
               </w:rPr>
             </w:pPr>
+            <w:proofErr w:type="spellStart"/>
             <w:r>
               <w:rPr>
                 <w:lang w:val="en-GB"/>
               </w:rPr>
-              <w:t>set_value(10, MAX_STR_LEN + 50, 3, v2, v3)</w:t>
-            </w:r>
-          </w:p>
-        </w:tc>
-        <w:tc>
-          <w:tcPr>
-            <w:tcW w:w="1800" w:type="dxa"/>
+              <w:t>set_</w:t>
+            </w:r>
+            <w:proofErr w:type="gramStart"/>
+            <w:r>
+              <w:rPr>
+                <w:lang w:val="en-GB"/>
+              </w:rPr>
+              <w:t>value</w:t>
+            </w:r>
+            <w:proofErr w:type="spellEnd"/>
+            <w:r>
+              <w:rPr>
+                <w:lang w:val="en-GB"/>
+              </w:rPr>
+              <w:t>(</w:t>
+            </w:r>
+            <w:proofErr w:type="gramEnd"/>
+            <w:r>
+              <w:rPr>
+                <w:lang w:val="en-GB"/>
+              </w:rPr>
+              <w:t>10, MAX_STR_LEN + 50, 3, v2, v3)</w:t>
+            </w:r>
+          </w:p>
+        </w:tc>
+        <w:tc>
+          <w:tcPr>
+            <w:tcW w:w="3524" w:type="dxa"/>
             <w:shd w:val="clear" w:color="auto" w:fill="auto"/>
             <w:tcMar>
               <w:top w:w="100" w:type="dxa"/>
@@ -2857,14 +3867,27 @@
                 <w:lang w:val="es-ES"/>
               </w:rPr>
             </w:pPr>
-            <w:r>
-              <w:t>set_value() para clave 10 con cadena larga retornó: -1</w:t>
-            </w:r>
-          </w:p>
-        </w:tc>
-        <w:tc>
-          <w:tcPr>
-            <w:tcW w:w="1800" w:type="dxa"/>
+            <w:proofErr w:type="spellStart"/>
+            <w:r>
+              <w:t>set_</w:t>
+            </w:r>
+            <w:proofErr w:type="gramStart"/>
+            <w:r>
+              <w:t>value</w:t>
+            </w:r>
+            <w:proofErr w:type="spellEnd"/>
+            <w:r>
+              <w:t>(</w:t>
+            </w:r>
+            <w:proofErr w:type="gramEnd"/>
+            <w:r>
+              <w:t>) para clave 10 con cadena larga retornó: -1</w:t>
+            </w:r>
+          </w:p>
+        </w:tc>
+        <w:tc>
+          <w:tcPr>
+            <w:tcW w:w="2996" w:type="dxa"/>
             <w:shd w:val="clear" w:color="auto" w:fill="auto"/>
             <w:tcMar>
               <w:top w:w="100" w:type="dxa"/>
@@ -2888,8 +3911,21 @@
                 <w:lang w:val="es-ES"/>
               </w:rPr>
             </w:pPr>
-            <w:r>
-              <w:t>set_value() para clave 10 con cadena larga retornó: -1</w:t>
+            <w:proofErr w:type="spellStart"/>
+            <w:r>
+              <w:t>set_</w:t>
+            </w:r>
+            <w:proofErr w:type="gramStart"/>
+            <w:r>
+              <w:t>value</w:t>
+            </w:r>
+            <w:proofErr w:type="spellEnd"/>
+            <w:r>
+              <w:t>(</w:t>
+            </w:r>
+            <w:proofErr w:type="gramEnd"/>
+            <w:r>
+              <w:t>) para clave 10 con cadena larga retornó: -1</w:t>
             </w:r>
           </w:p>
         </w:tc>
@@ -2925,7 +3961,7 @@
         </w:tc>
         <w:tc>
           <w:tcPr>
-            <w:tcW w:w="2805" w:type="dxa"/>
+            <w:tcW w:w="1990" w:type="dxa"/>
             <w:shd w:val="clear" w:color="auto" w:fill="auto"/>
             <w:tcMar>
               <w:top w:w="100" w:type="dxa"/>
@@ -2953,7 +3989,7 @@
         </w:tc>
         <w:tc>
           <w:tcPr>
-            <w:tcW w:w="2610" w:type="dxa"/>
+            <w:tcW w:w="1701" w:type="dxa"/>
             <w:shd w:val="clear" w:color="auto" w:fill="auto"/>
             <w:tcMar>
               <w:top w:w="100" w:type="dxa"/>
@@ -2977,17 +4013,39 @@
                 <w:lang w:val="en-GB"/>
               </w:rPr>
             </w:pPr>
+            <w:proofErr w:type="spellStart"/>
             <w:r>
               <w:rPr>
                 <w:lang w:val="en-GB"/>
               </w:rPr>
-              <w:t>set_value(11, v1, 0, v2, v3)</w:t>
-            </w:r>
-          </w:p>
-        </w:tc>
-        <w:tc>
-          <w:tcPr>
-            <w:tcW w:w="1800" w:type="dxa"/>
+              <w:t>set_</w:t>
+            </w:r>
+            <w:proofErr w:type="gramStart"/>
+            <w:r>
+              <w:rPr>
+                <w:lang w:val="en-GB"/>
+              </w:rPr>
+              <w:t>value</w:t>
+            </w:r>
+            <w:proofErr w:type="spellEnd"/>
+            <w:r>
+              <w:rPr>
+                <w:lang w:val="en-GB"/>
+              </w:rPr>
+              <w:t>(</w:t>
+            </w:r>
+            <w:proofErr w:type="gramEnd"/>
+            <w:r>
+              <w:rPr>
+                <w:lang w:val="en-GB"/>
+              </w:rPr>
+              <w:t>11, v1, 0, v2, v3)</w:t>
+            </w:r>
+          </w:p>
+        </w:tc>
+        <w:tc>
+          <w:tcPr>
+            <w:tcW w:w="3524" w:type="dxa"/>
             <w:shd w:val="clear" w:color="auto" w:fill="auto"/>
             <w:tcMar>
               <w:top w:w="100" w:type="dxa"/>
@@ -3011,14 +4069,27 @@
                 <w:lang w:val="es-ES"/>
               </w:rPr>
             </w:pPr>
-            <w:r>
-              <w:t>set_value() para clave 11 con N_value2=0 retornó: -1</w:t>
-            </w:r>
-          </w:p>
-        </w:tc>
-        <w:tc>
-          <w:tcPr>
-            <w:tcW w:w="1800" w:type="dxa"/>
+            <w:proofErr w:type="spellStart"/>
+            <w:r>
+              <w:t>set_</w:t>
+            </w:r>
+            <w:proofErr w:type="gramStart"/>
+            <w:r>
+              <w:t>value</w:t>
+            </w:r>
+            <w:proofErr w:type="spellEnd"/>
+            <w:r>
+              <w:t>(</w:t>
+            </w:r>
+            <w:proofErr w:type="gramEnd"/>
+            <w:r>
+              <w:t>) para clave 11 con N_value2=0 retornó: -1</w:t>
+            </w:r>
+          </w:p>
+        </w:tc>
+        <w:tc>
+          <w:tcPr>
+            <w:tcW w:w="2996" w:type="dxa"/>
             <w:shd w:val="clear" w:color="auto" w:fill="auto"/>
             <w:tcMar>
               <w:top w:w="100" w:type="dxa"/>
@@ -3042,8 +4113,21 @@
                 <w:lang w:val="es-ES"/>
               </w:rPr>
             </w:pPr>
-            <w:r>
-              <w:t>set_value() para clave 11 con N_value2=0 retornó: -1</w:t>
+            <w:proofErr w:type="spellStart"/>
+            <w:r>
+              <w:t>set_</w:t>
+            </w:r>
+            <w:proofErr w:type="gramStart"/>
+            <w:r>
+              <w:t>value</w:t>
+            </w:r>
+            <w:proofErr w:type="spellEnd"/>
+            <w:r>
+              <w:t>(</w:t>
+            </w:r>
+            <w:proofErr w:type="gramEnd"/>
+            <w:r>
+              <w:t>) para clave 11 con N_value2=0 retornó: -1</w:t>
             </w:r>
           </w:p>
         </w:tc>
@@ -3079,35 +4163,43 @@
         </w:tc>
         <w:tc>
           <w:tcPr>
-            <w:tcW w:w="2805" w:type="dxa"/>
-            <w:shd w:val="clear" w:color="auto" w:fill="auto"/>
-            <w:tcMar>
-              <w:top w:w="100" w:type="dxa"/>
-              <w:left w:w="100" w:type="dxa"/>
-              <w:bottom w:w="100" w:type="dxa"/>
-              <w:right w:w="100" w:type="dxa"/>
-            </w:tcMar>
-          </w:tcPr>
-          <w:p>
-            <w:pPr>
-              <w:widowControl w:val="0"/>
-              <w:pBdr>
-                <w:top w:val="nil"/>
-                <w:left w:val="nil"/>
-                <w:bottom w:val="nil"/>
-                <w:right w:val="nil"/>
-                <w:between w:val="nil"/>
-              </w:pBdr>
-              <w:spacing w:line="240" w:lineRule="auto"/>
-            </w:pPr>
-            <w:r>
-              <w:t>N_value2 &gt; tamaño max vector</w:t>
-            </w:r>
-          </w:p>
-        </w:tc>
-        <w:tc>
-          <w:tcPr>
-            <w:tcW w:w="2610" w:type="dxa"/>
+            <w:tcW w:w="1990" w:type="dxa"/>
+            <w:shd w:val="clear" w:color="auto" w:fill="auto"/>
+            <w:tcMar>
+              <w:top w:w="100" w:type="dxa"/>
+              <w:left w:w="100" w:type="dxa"/>
+              <w:bottom w:w="100" w:type="dxa"/>
+              <w:right w:w="100" w:type="dxa"/>
+            </w:tcMar>
+          </w:tcPr>
+          <w:p>
+            <w:pPr>
+              <w:widowControl w:val="0"/>
+              <w:pBdr>
+                <w:top w:val="nil"/>
+                <w:left w:val="nil"/>
+                <w:bottom w:val="nil"/>
+                <w:right w:val="nil"/>
+                <w:between w:val="nil"/>
+              </w:pBdr>
+              <w:spacing w:line="240" w:lineRule="auto"/>
+            </w:pPr>
+            <w:r>
+              <w:t xml:space="preserve">N_value2 &gt; tamaño </w:t>
+            </w:r>
+            <w:proofErr w:type="spellStart"/>
+            <w:r>
+              <w:t>max</w:t>
+            </w:r>
+            <w:proofErr w:type="spellEnd"/>
+            <w:r>
+              <w:t xml:space="preserve"> vector</w:t>
+            </w:r>
+          </w:p>
+        </w:tc>
+        <w:tc>
+          <w:tcPr>
+            <w:tcW w:w="1701" w:type="dxa"/>
             <w:shd w:val="clear" w:color="auto" w:fill="auto"/>
             <w:tcMar>
               <w:top w:w="100" w:type="dxa"/>
@@ -3131,17 +4223,39 @@
                 <w:lang w:val="en-GB"/>
               </w:rPr>
             </w:pPr>
+            <w:proofErr w:type="spellStart"/>
             <w:r>
               <w:rPr>
                 <w:lang w:val="en-GB"/>
               </w:rPr>
-              <w:t>set_value(12, v1, MAX_VECTOR+1, v2, v3)</w:t>
-            </w:r>
-          </w:p>
-        </w:tc>
-        <w:tc>
-          <w:tcPr>
-            <w:tcW w:w="1800" w:type="dxa"/>
+              <w:t>set_</w:t>
+            </w:r>
+            <w:proofErr w:type="gramStart"/>
+            <w:r>
+              <w:rPr>
+                <w:lang w:val="en-GB"/>
+              </w:rPr>
+              <w:t>value</w:t>
+            </w:r>
+            <w:proofErr w:type="spellEnd"/>
+            <w:r>
+              <w:rPr>
+                <w:lang w:val="en-GB"/>
+              </w:rPr>
+              <w:t>(</w:t>
+            </w:r>
+            <w:proofErr w:type="gramEnd"/>
+            <w:r>
+              <w:rPr>
+                <w:lang w:val="en-GB"/>
+              </w:rPr>
+              <w:t>12, v1, MAX_VECTOR+1, v2, v3)</w:t>
+            </w:r>
+          </w:p>
+        </w:tc>
+        <w:tc>
+          <w:tcPr>
+            <w:tcW w:w="3524" w:type="dxa"/>
             <w:shd w:val="clear" w:color="auto" w:fill="auto"/>
             <w:tcMar>
               <w:top w:w="100" w:type="dxa"/>
@@ -3165,14 +4279,27 @@
                 <w:lang w:val="es-ES"/>
               </w:rPr>
             </w:pPr>
-            <w:r>
-              <w:t>set_value() para clave 12 con N_value2=33 retornó: -1</w:t>
-            </w:r>
-          </w:p>
-        </w:tc>
-        <w:tc>
-          <w:tcPr>
-            <w:tcW w:w="1800" w:type="dxa"/>
+            <w:proofErr w:type="spellStart"/>
+            <w:r>
+              <w:t>set_</w:t>
+            </w:r>
+            <w:proofErr w:type="gramStart"/>
+            <w:r>
+              <w:t>value</w:t>
+            </w:r>
+            <w:proofErr w:type="spellEnd"/>
+            <w:r>
+              <w:t>(</w:t>
+            </w:r>
+            <w:proofErr w:type="gramEnd"/>
+            <w:r>
+              <w:t>) para clave 12 con N_value2=33 retornó: -1</w:t>
+            </w:r>
+          </w:p>
+        </w:tc>
+        <w:tc>
+          <w:tcPr>
+            <w:tcW w:w="2996" w:type="dxa"/>
             <w:shd w:val="clear" w:color="auto" w:fill="auto"/>
             <w:tcMar>
               <w:top w:w="100" w:type="dxa"/>
@@ -3196,8 +4323,21 @@
                 <w:lang w:val="es-ES"/>
               </w:rPr>
             </w:pPr>
-            <w:r>
-              <w:t>set_value() para clave 12 con N_value2=33 retornó: -1</w:t>
+            <w:proofErr w:type="spellStart"/>
+            <w:r>
+              <w:t>set_</w:t>
+            </w:r>
+            <w:proofErr w:type="gramStart"/>
+            <w:r>
+              <w:t>value</w:t>
+            </w:r>
+            <w:proofErr w:type="spellEnd"/>
+            <w:r>
+              <w:t>(</w:t>
+            </w:r>
+            <w:proofErr w:type="gramEnd"/>
+            <w:r>
+              <w:t>) para clave 12 con N_value2=33 retornó: -1</w:t>
             </w:r>
           </w:p>
         </w:tc>
@@ -3233,137 +4373,198 @@
         </w:tc>
         <w:tc>
           <w:tcPr>
-            <w:tcW w:w="2805" w:type="dxa"/>
-            <w:shd w:val="clear" w:color="auto" w:fill="auto"/>
-            <w:tcMar>
-              <w:top w:w="100" w:type="dxa"/>
-              <w:left w:w="100" w:type="dxa"/>
-              <w:bottom w:w="100" w:type="dxa"/>
-              <w:right w:w="100" w:type="dxa"/>
-            </w:tcMar>
-          </w:tcPr>
-          <w:p>
-            <w:pPr>
-              <w:widowControl w:val="0"/>
-              <w:pBdr>
-                <w:top w:val="nil"/>
-                <w:left w:val="nil"/>
-                <w:bottom w:val="nil"/>
-                <w:right w:val="nil"/>
-                <w:between w:val="nil"/>
-              </w:pBdr>
-              <w:spacing w:line="240" w:lineRule="auto"/>
-            </w:pPr>
-            <w:r>
-              <w:t>Verificar que exist de 1 cuando exista la clave</w:t>
-            </w:r>
-          </w:p>
-        </w:tc>
-        <w:tc>
-          <w:tcPr>
-            <w:tcW w:w="2610" w:type="dxa"/>
-            <w:shd w:val="clear" w:color="auto" w:fill="auto"/>
-            <w:tcMar>
-              <w:top w:w="100" w:type="dxa"/>
-              <w:left w:w="100" w:type="dxa"/>
-              <w:bottom w:w="100" w:type="dxa"/>
-              <w:right w:w="100" w:type="dxa"/>
-            </w:tcMar>
-          </w:tcPr>
-          <w:p>
-            <w:pPr>
-              <w:widowControl w:val="0"/>
-              <w:pBdr>
-                <w:top w:val="nil"/>
-                <w:left w:val="nil"/>
-                <w:bottom w:val="nil"/>
-                <w:right w:val="nil"/>
-                <w:between w:val="nil"/>
-              </w:pBdr>
-              <w:spacing w:line="240" w:lineRule="auto"/>
-            </w:pPr>
-            <w:r>
-              <w:t>exist(keys[i])</w:t>
-            </w:r>
-          </w:p>
-        </w:tc>
-        <w:tc>
-          <w:tcPr>
-            <w:tcW w:w="1800" w:type="dxa"/>
-            <w:shd w:val="clear" w:color="auto" w:fill="auto"/>
-            <w:tcMar>
-              <w:top w:w="100" w:type="dxa"/>
-              <w:left w:w="100" w:type="dxa"/>
-              <w:bottom w:w="100" w:type="dxa"/>
-              <w:right w:w="100" w:type="dxa"/>
-            </w:tcMar>
-          </w:tcPr>
-          <w:p>
-            <w:pPr>
-              <w:widowControl w:val="0"/>
-              <w:pBdr>
-                <w:top w:val="nil"/>
-                <w:left w:val="nil"/>
-                <w:bottom w:val="nil"/>
-                <w:right w:val="nil"/>
-                <w:between w:val="nil"/>
-              </w:pBdr>
-              <w:spacing w:line="240" w:lineRule="auto"/>
-            </w:pPr>
-            <w:r>
-              <w:t>exist() para clave 1 retornó: 1</w:t>
+            <w:tcW w:w="1990" w:type="dxa"/>
+            <w:shd w:val="clear" w:color="auto" w:fill="auto"/>
+            <w:tcMar>
+              <w:top w:w="100" w:type="dxa"/>
+              <w:left w:w="100" w:type="dxa"/>
+              <w:bottom w:w="100" w:type="dxa"/>
+              <w:right w:w="100" w:type="dxa"/>
+            </w:tcMar>
+          </w:tcPr>
+          <w:p>
+            <w:pPr>
+              <w:widowControl w:val="0"/>
+              <w:pBdr>
+                <w:top w:val="nil"/>
+                <w:left w:val="nil"/>
+                <w:bottom w:val="nil"/>
+                <w:right w:val="nil"/>
+                <w:between w:val="nil"/>
+              </w:pBdr>
+              <w:spacing w:line="240" w:lineRule="auto"/>
+            </w:pPr>
+            <w:r>
+              <w:t xml:space="preserve">Verificar que </w:t>
+            </w:r>
+            <w:proofErr w:type="spellStart"/>
+            <w:r>
+              <w:t>exist</w:t>
+            </w:r>
+            <w:proofErr w:type="spellEnd"/>
+            <w:r>
+              <w:t xml:space="preserve"> de 1 cuando exista la clave</w:t>
+            </w:r>
+          </w:p>
+        </w:tc>
+        <w:tc>
+          <w:tcPr>
+            <w:tcW w:w="1701" w:type="dxa"/>
+            <w:shd w:val="clear" w:color="auto" w:fill="auto"/>
+            <w:tcMar>
+              <w:top w:w="100" w:type="dxa"/>
+              <w:left w:w="100" w:type="dxa"/>
+              <w:bottom w:w="100" w:type="dxa"/>
+              <w:right w:w="100" w:type="dxa"/>
+            </w:tcMar>
+          </w:tcPr>
+          <w:p>
+            <w:pPr>
+              <w:widowControl w:val="0"/>
+              <w:pBdr>
+                <w:top w:val="nil"/>
+                <w:left w:val="nil"/>
+                <w:bottom w:val="nil"/>
+                <w:right w:val="nil"/>
+                <w:between w:val="nil"/>
+              </w:pBdr>
+              <w:spacing w:line="240" w:lineRule="auto"/>
+            </w:pPr>
+            <w:proofErr w:type="spellStart"/>
+            <w:r>
+              <w:t>exist</w:t>
+            </w:r>
+            <w:proofErr w:type="spellEnd"/>
+            <w:r>
+              <w:t>(</w:t>
+            </w:r>
+            <w:proofErr w:type="spellStart"/>
+            <w:r>
+              <w:t>keys</w:t>
+            </w:r>
+            <w:proofErr w:type="spellEnd"/>
+            <w:r>
+              <w:t>[i])</w:t>
+            </w:r>
+          </w:p>
+        </w:tc>
+        <w:tc>
+          <w:tcPr>
+            <w:tcW w:w="3524" w:type="dxa"/>
+            <w:shd w:val="clear" w:color="auto" w:fill="auto"/>
+            <w:tcMar>
+              <w:top w:w="100" w:type="dxa"/>
+              <w:left w:w="100" w:type="dxa"/>
+              <w:bottom w:w="100" w:type="dxa"/>
+              <w:right w:w="100" w:type="dxa"/>
+            </w:tcMar>
+          </w:tcPr>
+          <w:p>
+            <w:pPr>
+              <w:widowControl w:val="0"/>
+              <w:pBdr>
+                <w:top w:val="nil"/>
+                <w:left w:val="nil"/>
+                <w:bottom w:val="nil"/>
+                <w:right w:val="nil"/>
+                <w:between w:val="nil"/>
+              </w:pBdr>
+              <w:spacing w:line="240" w:lineRule="auto"/>
+            </w:pPr>
+            <w:proofErr w:type="spellStart"/>
+            <w:proofErr w:type="gramStart"/>
+            <w:r>
+              <w:t>exist</w:t>
+            </w:r>
+            <w:proofErr w:type="spellEnd"/>
+            <w:r>
+              <w:t>(</w:t>
+            </w:r>
+            <w:proofErr w:type="gramEnd"/>
+            <w:r>
+              <w:t>) para clave 1 retornó: 1</w:t>
             </w:r>
             <w:r>
               <w:br/>
-              <w:t>exist() para clave 2 retornó: 1</w:t>
+            </w:r>
+            <w:proofErr w:type="spellStart"/>
+            <w:r>
+              <w:t>exist</w:t>
+            </w:r>
+            <w:proofErr w:type="spellEnd"/>
+            <w:r>
+              <w:t>() para clave 2 retornó: 1</w:t>
             </w:r>
             <w:r>
               <w:br/>
-              <w:t>exist() para clave 3 retornó: 1</w:t>
+            </w:r>
+            <w:proofErr w:type="spellStart"/>
+            <w:r>
+              <w:t>exist</w:t>
+            </w:r>
+            <w:proofErr w:type="spellEnd"/>
+            <w:r>
+              <w:t>() para clave 3 retornó: 1</w:t>
             </w:r>
             <w:r>
               <w:br/>
-              <w:t>exist() para clave 4 retornó: 1</w:t>
+            </w:r>
+            <w:proofErr w:type="spellStart"/>
+            <w:r>
+              <w:t>exist</w:t>
+            </w:r>
+            <w:proofErr w:type="spellEnd"/>
+            <w:r>
+              <w:t>() para clave 4 retornó: 1</w:t>
             </w:r>
             <w:r>
               <w:br/>
-              <w:t>exist() para clave 5 retornó: 1</w:t>
+            </w:r>
+            <w:proofErr w:type="spellStart"/>
+            <w:r>
+              <w:t>exist</w:t>
+            </w:r>
+            <w:proofErr w:type="spellEnd"/>
+            <w:r>
+              <w:t>() para clave 5 retornó: 1</w:t>
             </w:r>
             <w:r>
               <w:br/>
-              <w:t xml:space="preserve">exist() para </w:t>
-            </w:r>
-            <w:r>
-              <w:lastRenderedPageBreak/>
-              <w:t>clave 999 retornó: 0</w:t>
-            </w:r>
-          </w:p>
-        </w:tc>
-        <w:tc>
-          <w:tcPr>
-            <w:tcW w:w="1800" w:type="dxa"/>
-            <w:shd w:val="clear" w:color="auto" w:fill="auto"/>
-            <w:tcMar>
-              <w:top w:w="100" w:type="dxa"/>
-              <w:left w:w="100" w:type="dxa"/>
-              <w:bottom w:w="100" w:type="dxa"/>
-              <w:right w:w="100" w:type="dxa"/>
-            </w:tcMar>
-          </w:tcPr>
-          <w:p>
-            <w:pPr>
-              <w:widowControl w:val="0"/>
-              <w:pBdr>
-                <w:top w:val="nil"/>
-                <w:left w:val="nil"/>
-                <w:bottom w:val="nil"/>
-                <w:right w:val="nil"/>
-                <w:between w:val="nil"/>
-              </w:pBdr>
-              <w:spacing w:line="240" w:lineRule="auto"/>
-            </w:pPr>
-            <w:r>
-              <w:lastRenderedPageBreak/>
+            </w:r>
+            <w:proofErr w:type="spellStart"/>
+            <w:r>
+              <w:t>exist</w:t>
+            </w:r>
+            <w:proofErr w:type="spellEnd"/>
+            <w:r>
+              <w:t>() para clave 999 retornó: 0</w:t>
+            </w:r>
+          </w:p>
+        </w:tc>
+        <w:tc>
+          <w:tcPr>
+            <w:tcW w:w="2996" w:type="dxa"/>
+            <w:shd w:val="clear" w:color="auto" w:fill="auto"/>
+            <w:tcMar>
+              <w:top w:w="100" w:type="dxa"/>
+              <w:left w:w="100" w:type="dxa"/>
+              <w:bottom w:w="100" w:type="dxa"/>
+              <w:right w:w="100" w:type="dxa"/>
+            </w:tcMar>
+          </w:tcPr>
+          <w:p>
+            <w:pPr>
+              <w:widowControl w:val="0"/>
+              <w:pBdr>
+                <w:top w:val="nil"/>
+                <w:left w:val="nil"/>
+                <w:bottom w:val="nil"/>
+                <w:right w:val="nil"/>
+                <w:between w:val="nil"/>
+              </w:pBdr>
+              <w:spacing w:line="240" w:lineRule="auto"/>
+            </w:pPr>
+            <w:r>
               <w:t>Para claves 1-5: 1; para clave 999: 0</w:t>
             </w:r>
           </w:p>
@@ -3400,7 +4601,7 @@
         </w:tc>
         <w:tc>
           <w:tcPr>
-            <w:tcW w:w="2805" w:type="dxa"/>
+            <w:tcW w:w="1990" w:type="dxa"/>
             <w:shd w:val="clear" w:color="auto" w:fill="auto"/>
             <w:tcMar>
               <w:top w:w="100" w:type="dxa"/>
@@ -3428,105 +4629,169 @@
         </w:tc>
         <w:tc>
           <w:tcPr>
-            <w:tcW w:w="2610" w:type="dxa"/>
-            <w:shd w:val="clear" w:color="auto" w:fill="auto"/>
-            <w:tcMar>
-              <w:top w:w="100" w:type="dxa"/>
-              <w:left w:w="100" w:type="dxa"/>
-              <w:bottom w:w="100" w:type="dxa"/>
-              <w:right w:w="100" w:type="dxa"/>
-            </w:tcMar>
-          </w:tcPr>
-          <w:p>
-            <w:pPr>
-              <w:widowControl w:val="0"/>
-              <w:pBdr>
-                <w:top w:val="nil"/>
-                <w:left w:val="nil"/>
-                <w:bottom w:val="nil"/>
-                <w:right w:val="nil"/>
-                <w:between w:val="nil"/>
-              </w:pBdr>
-              <w:spacing w:line="240" w:lineRule="auto"/>
-            </w:pPr>
-            <w:r>
-              <w:t>delete_key(2) ;</w:t>
-            </w:r>
-          </w:p>
-          <w:p>
-            <w:pPr>
-              <w:widowControl w:val="0"/>
-              <w:pBdr>
-                <w:top w:val="nil"/>
-                <w:left w:val="nil"/>
-                <w:bottom w:val="nil"/>
-                <w:right w:val="nil"/>
-                <w:between w:val="nil"/>
-              </w:pBdr>
-              <w:spacing w:line="240" w:lineRule="auto"/>
-            </w:pPr>
-            <w:r>
-              <w:t>exist(2)</w:t>
-            </w:r>
-          </w:p>
-        </w:tc>
-        <w:tc>
-          <w:tcPr>
-            <w:tcW w:w="1800" w:type="dxa"/>
-            <w:shd w:val="clear" w:color="auto" w:fill="auto"/>
-            <w:tcMar>
-              <w:top w:w="100" w:type="dxa"/>
-              <w:left w:w="100" w:type="dxa"/>
-              <w:bottom w:w="100" w:type="dxa"/>
-              <w:right w:w="100" w:type="dxa"/>
-            </w:tcMar>
-          </w:tcPr>
-          <w:p>
-            <w:pPr>
-              <w:widowControl w:val="0"/>
-              <w:pBdr>
-                <w:top w:val="nil"/>
-                <w:left w:val="nil"/>
-                <w:bottom w:val="nil"/>
-                <w:right w:val="nil"/>
-                <w:between w:val="nil"/>
-              </w:pBdr>
-              <w:spacing w:line="240" w:lineRule="auto"/>
-            </w:pPr>
-            <w:r>
-              <w:t>delete_key() para clave 2 retornó: 0</w:t>
+            <w:tcW w:w="1701" w:type="dxa"/>
+            <w:shd w:val="clear" w:color="auto" w:fill="auto"/>
+            <w:tcMar>
+              <w:top w:w="100" w:type="dxa"/>
+              <w:left w:w="100" w:type="dxa"/>
+              <w:bottom w:w="100" w:type="dxa"/>
+              <w:right w:w="100" w:type="dxa"/>
+            </w:tcMar>
+          </w:tcPr>
+          <w:p>
+            <w:pPr>
+              <w:widowControl w:val="0"/>
+              <w:pBdr>
+                <w:top w:val="nil"/>
+                <w:left w:val="nil"/>
+                <w:bottom w:val="nil"/>
+                <w:right w:val="nil"/>
+                <w:between w:val="nil"/>
+              </w:pBdr>
+              <w:spacing w:line="240" w:lineRule="auto"/>
+            </w:pPr>
+            <w:proofErr w:type="spellStart"/>
+            <w:r>
+              <w:t>delete_</w:t>
+            </w:r>
+            <w:proofErr w:type="gramStart"/>
+            <w:r>
+              <w:t>key</w:t>
+            </w:r>
+            <w:proofErr w:type="spellEnd"/>
+            <w:r>
+              <w:t>(</w:t>
+            </w:r>
+            <w:proofErr w:type="gramEnd"/>
+            <w:r>
+              <w:t>2) ;</w:t>
+            </w:r>
+          </w:p>
+          <w:p>
+            <w:pPr>
+              <w:widowControl w:val="0"/>
+              <w:pBdr>
+                <w:top w:val="nil"/>
+                <w:left w:val="nil"/>
+                <w:bottom w:val="nil"/>
+                <w:right w:val="nil"/>
+                <w:between w:val="nil"/>
+              </w:pBdr>
+              <w:spacing w:line="240" w:lineRule="auto"/>
+            </w:pPr>
+            <w:proofErr w:type="spellStart"/>
+            <w:proofErr w:type="gramStart"/>
+            <w:r>
+              <w:t>exist</w:t>
+            </w:r>
+            <w:proofErr w:type="spellEnd"/>
+            <w:r>
+              <w:t>(</w:t>
+            </w:r>
+            <w:proofErr w:type="gramEnd"/>
+            <w:r>
+              <w:t>2)</w:t>
+            </w:r>
+          </w:p>
+        </w:tc>
+        <w:tc>
+          <w:tcPr>
+            <w:tcW w:w="3524" w:type="dxa"/>
+            <w:shd w:val="clear" w:color="auto" w:fill="auto"/>
+            <w:tcMar>
+              <w:top w:w="100" w:type="dxa"/>
+              <w:left w:w="100" w:type="dxa"/>
+              <w:bottom w:w="100" w:type="dxa"/>
+              <w:right w:w="100" w:type="dxa"/>
+            </w:tcMar>
+          </w:tcPr>
+          <w:p>
+            <w:pPr>
+              <w:widowControl w:val="0"/>
+              <w:pBdr>
+                <w:top w:val="nil"/>
+                <w:left w:val="nil"/>
+                <w:bottom w:val="nil"/>
+                <w:right w:val="nil"/>
+                <w:between w:val="nil"/>
+              </w:pBdr>
+              <w:spacing w:line="240" w:lineRule="auto"/>
+            </w:pPr>
+            <w:proofErr w:type="spellStart"/>
+            <w:r>
+              <w:t>delete_</w:t>
+            </w:r>
+            <w:proofErr w:type="gramStart"/>
+            <w:r>
+              <w:t>key</w:t>
+            </w:r>
+            <w:proofErr w:type="spellEnd"/>
+            <w:r>
+              <w:t>(</w:t>
+            </w:r>
+            <w:proofErr w:type="gramEnd"/>
+            <w:r>
+              <w:t>) para clave 2 retornó: 0</w:t>
             </w:r>
             <w:r>
               <w:br/>
-              <w:t>exist() para clave 2 tras borrado retornó: 0</w:t>
-            </w:r>
-          </w:p>
-        </w:tc>
-        <w:tc>
-          <w:tcPr>
-            <w:tcW w:w="1800" w:type="dxa"/>
-            <w:shd w:val="clear" w:color="auto" w:fill="auto"/>
-            <w:tcMar>
-              <w:top w:w="100" w:type="dxa"/>
-              <w:left w:w="100" w:type="dxa"/>
-              <w:bottom w:w="100" w:type="dxa"/>
-              <w:right w:w="100" w:type="dxa"/>
-            </w:tcMar>
-          </w:tcPr>
-          <w:p>
-            <w:pPr>
-              <w:widowControl w:val="0"/>
-              <w:pBdr>
-                <w:top w:val="nil"/>
-                <w:left w:val="nil"/>
-                <w:bottom w:val="nil"/>
-                <w:right w:val="nil"/>
-                <w:between w:val="nil"/>
-              </w:pBdr>
-              <w:spacing w:line="240" w:lineRule="auto"/>
-            </w:pPr>
-            <w:r>
-              <w:t>delete_key(2) retorna 0 y exist(2) retorna 0</w:t>
+            </w:r>
+            <w:proofErr w:type="spellStart"/>
+            <w:r>
+              <w:t>exist</w:t>
+            </w:r>
+            <w:proofErr w:type="spellEnd"/>
+            <w:r>
+              <w:t>() para clave 2 tras borrado retornó: 0</w:t>
+            </w:r>
+          </w:p>
+        </w:tc>
+        <w:tc>
+          <w:tcPr>
+            <w:tcW w:w="2996" w:type="dxa"/>
+            <w:shd w:val="clear" w:color="auto" w:fill="auto"/>
+            <w:tcMar>
+              <w:top w:w="100" w:type="dxa"/>
+              <w:left w:w="100" w:type="dxa"/>
+              <w:bottom w:w="100" w:type="dxa"/>
+              <w:right w:w="100" w:type="dxa"/>
+            </w:tcMar>
+          </w:tcPr>
+          <w:p>
+            <w:pPr>
+              <w:widowControl w:val="0"/>
+              <w:pBdr>
+                <w:top w:val="nil"/>
+                <w:left w:val="nil"/>
+                <w:bottom w:val="nil"/>
+                <w:right w:val="nil"/>
+                <w:between w:val="nil"/>
+              </w:pBdr>
+              <w:spacing w:line="240" w:lineRule="auto"/>
+            </w:pPr>
+            <w:proofErr w:type="spellStart"/>
+            <w:r>
+              <w:t>delete_</w:t>
+            </w:r>
+            <w:proofErr w:type="gramStart"/>
+            <w:r>
+              <w:t>key</w:t>
+            </w:r>
+            <w:proofErr w:type="spellEnd"/>
+            <w:r>
+              <w:t>(</w:t>
+            </w:r>
+            <w:proofErr w:type="gramEnd"/>
+            <w:r>
+              <w:t xml:space="preserve">2) retorna 0 y </w:t>
+            </w:r>
+            <w:proofErr w:type="spellStart"/>
+            <w:r>
+              <w:t>exist</w:t>
+            </w:r>
+            <w:proofErr w:type="spellEnd"/>
+            <w:r>
+              <w:t>(2) retorna 0</w:t>
             </w:r>
           </w:p>
         </w:tc>
@@ -3562,7 +4827,7 @@
         </w:tc>
         <w:tc>
           <w:tcPr>
-            <w:tcW w:w="2805" w:type="dxa"/>
+            <w:tcW w:w="1990" w:type="dxa"/>
             <w:shd w:val="clear" w:color="auto" w:fill="auto"/>
             <w:tcMar>
               <w:top w:w="100" w:type="dxa"/>
@@ -3590,35 +4855,48 @@
         </w:tc>
         <w:tc>
           <w:tcPr>
-            <w:tcW w:w="2610" w:type="dxa"/>
-            <w:shd w:val="clear" w:color="auto" w:fill="auto"/>
-            <w:tcMar>
-              <w:top w:w="100" w:type="dxa"/>
-              <w:left w:w="100" w:type="dxa"/>
-              <w:bottom w:w="100" w:type="dxa"/>
-              <w:right w:w="100" w:type="dxa"/>
-            </w:tcMar>
-          </w:tcPr>
-          <w:p>
-            <w:pPr>
-              <w:widowControl w:val="0"/>
-              <w:pBdr>
-                <w:top w:val="nil"/>
-                <w:left w:val="nil"/>
-                <w:bottom w:val="nil"/>
-                <w:right w:val="nil"/>
-                <w:between w:val="nil"/>
-              </w:pBdr>
-              <w:spacing w:line="240" w:lineRule="auto"/>
-            </w:pPr>
-            <w:r>
-              <w:t>delete_key(300)</w:t>
-            </w:r>
-          </w:p>
-        </w:tc>
-        <w:tc>
-          <w:tcPr>
-            <w:tcW w:w="1800" w:type="dxa"/>
+            <w:tcW w:w="1701" w:type="dxa"/>
+            <w:shd w:val="clear" w:color="auto" w:fill="auto"/>
+            <w:tcMar>
+              <w:top w:w="100" w:type="dxa"/>
+              <w:left w:w="100" w:type="dxa"/>
+              <w:bottom w:w="100" w:type="dxa"/>
+              <w:right w:w="100" w:type="dxa"/>
+            </w:tcMar>
+          </w:tcPr>
+          <w:p>
+            <w:pPr>
+              <w:widowControl w:val="0"/>
+              <w:pBdr>
+                <w:top w:val="nil"/>
+                <w:left w:val="nil"/>
+                <w:bottom w:val="nil"/>
+                <w:right w:val="nil"/>
+                <w:between w:val="nil"/>
+              </w:pBdr>
+              <w:spacing w:line="240" w:lineRule="auto"/>
+            </w:pPr>
+            <w:proofErr w:type="spellStart"/>
+            <w:r>
+              <w:t>delete_</w:t>
+            </w:r>
+            <w:proofErr w:type="gramStart"/>
+            <w:r>
+              <w:t>key</w:t>
+            </w:r>
+            <w:proofErr w:type="spellEnd"/>
+            <w:r>
+              <w:t>(</w:t>
+            </w:r>
+            <w:proofErr w:type="gramEnd"/>
+            <w:r>
+              <w:t>300)</w:t>
+            </w:r>
+          </w:p>
+        </w:tc>
+        <w:tc>
+          <w:tcPr>
+            <w:tcW w:w="3524" w:type="dxa"/>
             <w:shd w:val="clear" w:color="auto" w:fill="auto"/>
             <w:tcMar>
               <w:top w:w="100" w:type="dxa"/>
@@ -3642,45 +4920,89 @@
                 <w:lang w:val="es-ES"/>
               </w:rPr>
             </w:pPr>
+            <w:proofErr w:type="spellStart"/>
             <w:r>
               <w:rPr>
                 <w:lang w:val="es-ES"/>
               </w:rPr>
-              <w:t>delete_key() para clave 300 retornó: -1</w:t>
-            </w:r>
-          </w:p>
-        </w:tc>
-        <w:tc>
-          <w:tcPr>
-            <w:tcW w:w="1800" w:type="dxa"/>
-            <w:shd w:val="clear" w:color="auto" w:fill="auto"/>
-            <w:tcMar>
-              <w:top w:w="100" w:type="dxa"/>
-              <w:left w:w="100" w:type="dxa"/>
-              <w:bottom w:w="100" w:type="dxa"/>
-              <w:right w:w="100" w:type="dxa"/>
-            </w:tcMar>
-          </w:tcPr>
-          <w:p>
-            <w:pPr>
-              <w:widowControl w:val="0"/>
-              <w:pBdr>
-                <w:top w:val="nil"/>
-                <w:left w:val="nil"/>
-                <w:bottom w:val="nil"/>
-                <w:right w:val="nil"/>
-                <w:between w:val="nil"/>
-              </w:pBdr>
-              <w:spacing w:line="240" w:lineRule="auto"/>
+              <w:t>delete_</w:t>
+            </w:r>
+            <w:proofErr w:type="gramStart"/>
+            <w:r>
               <w:rPr>
                 <w:lang w:val="es-ES"/>
               </w:rPr>
-            </w:pPr>
+              <w:t>key</w:t>
+            </w:r>
+            <w:proofErr w:type="spellEnd"/>
             <w:r>
               <w:rPr>
                 <w:lang w:val="es-ES"/>
               </w:rPr>
-              <w:t>delete_key() para clave 300 retornó: -1</w:t>
+              <w:t>(</w:t>
+            </w:r>
+            <w:proofErr w:type="gramEnd"/>
+            <w:r>
+              <w:rPr>
+                <w:lang w:val="es-ES"/>
+              </w:rPr>
+              <w:t>) para clave 300 retornó: -1</w:t>
+            </w:r>
+          </w:p>
+        </w:tc>
+        <w:tc>
+          <w:tcPr>
+            <w:tcW w:w="2996" w:type="dxa"/>
+            <w:shd w:val="clear" w:color="auto" w:fill="auto"/>
+            <w:tcMar>
+              <w:top w:w="100" w:type="dxa"/>
+              <w:left w:w="100" w:type="dxa"/>
+              <w:bottom w:w="100" w:type="dxa"/>
+              <w:right w:w="100" w:type="dxa"/>
+            </w:tcMar>
+          </w:tcPr>
+          <w:p>
+            <w:pPr>
+              <w:widowControl w:val="0"/>
+              <w:pBdr>
+                <w:top w:val="nil"/>
+                <w:left w:val="nil"/>
+                <w:bottom w:val="nil"/>
+                <w:right w:val="nil"/>
+                <w:between w:val="nil"/>
+              </w:pBdr>
+              <w:spacing w:line="240" w:lineRule="auto"/>
+              <w:rPr>
+                <w:lang w:val="es-ES"/>
+              </w:rPr>
+            </w:pPr>
+            <w:proofErr w:type="spellStart"/>
+            <w:r>
+              <w:rPr>
+                <w:lang w:val="es-ES"/>
+              </w:rPr>
+              <w:t>delete_</w:t>
+            </w:r>
+            <w:proofErr w:type="gramStart"/>
+            <w:r>
+              <w:rPr>
+                <w:lang w:val="es-ES"/>
+              </w:rPr>
+              <w:t>key</w:t>
+            </w:r>
+            <w:proofErr w:type="spellEnd"/>
+            <w:r>
+              <w:rPr>
+                <w:lang w:val="es-ES"/>
+              </w:rPr>
+              <w:t>(</w:t>
+            </w:r>
+            <w:proofErr w:type="gramEnd"/>
+            <w:r>
+              <w:rPr>
+                <w:lang w:val="es-ES"/>
+              </w:rPr>
+              <w:t>) para clave 300 retornó: -1</w:t>
             </w:r>
           </w:p>
         </w:tc>
@@ -3716,7 +5038,7 @@
         </w:tc>
         <w:tc>
           <w:tcPr>
-            <w:tcW w:w="2805" w:type="dxa"/>
+            <w:tcW w:w="1990" w:type="dxa"/>
             <w:shd w:val="clear" w:color="auto" w:fill="auto"/>
             <w:tcMar>
               <w:top w:w="100" w:type="dxa"/>
@@ -3744,89 +5066,138 @@
         </w:tc>
         <w:tc>
           <w:tcPr>
-            <w:tcW w:w="2610" w:type="dxa"/>
-            <w:shd w:val="clear" w:color="auto" w:fill="auto"/>
-            <w:tcMar>
-              <w:top w:w="100" w:type="dxa"/>
-              <w:left w:w="100" w:type="dxa"/>
-              <w:bottom w:w="100" w:type="dxa"/>
-              <w:right w:w="100" w:type="dxa"/>
-            </w:tcMar>
-          </w:tcPr>
-          <w:p>
-            <w:pPr>
-              <w:widowControl w:val="0"/>
-              <w:pBdr>
-                <w:top w:val="nil"/>
-                <w:left w:val="nil"/>
-                <w:bottom w:val="nil"/>
-                <w:right w:val="nil"/>
-                <w:between w:val="nil"/>
-              </w:pBdr>
-              <w:spacing w:line="240" w:lineRule="auto"/>
-            </w:pPr>
-            <w:r>
-              <w:t>set_value(50, 256, 3, v2, v3)</w:t>
-            </w:r>
-          </w:p>
-        </w:tc>
-        <w:tc>
-          <w:tcPr>
-            <w:tcW w:w="1800" w:type="dxa"/>
-            <w:shd w:val="clear" w:color="auto" w:fill="auto"/>
-            <w:tcMar>
-              <w:top w:w="100" w:type="dxa"/>
-              <w:left w:w="100" w:type="dxa"/>
-              <w:bottom w:w="100" w:type="dxa"/>
-              <w:right w:w="100" w:type="dxa"/>
-            </w:tcMar>
-          </w:tcPr>
-          <w:p>
-            <w:pPr>
-              <w:widowControl w:val="0"/>
-              <w:pBdr>
-                <w:top w:val="nil"/>
-                <w:left w:val="nil"/>
-                <w:bottom w:val="nil"/>
-                <w:right w:val="nil"/>
-                <w:between w:val="nil"/>
-              </w:pBdr>
-              <w:spacing w:line="240" w:lineRule="auto"/>
-            </w:pPr>
-            <w:r>
-              <w:t>set_value() para clave 50 retornó: 0</w:t>
+            <w:tcW w:w="1701" w:type="dxa"/>
+            <w:shd w:val="clear" w:color="auto" w:fill="auto"/>
+            <w:tcMar>
+              <w:top w:w="100" w:type="dxa"/>
+              <w:left w:w="100" w:type="dxa"/>
+              <w:bottom w:w="100" w:type="dxa"/>
+              <w:right w:w="100" w:type="dxa"/>
+            </w:tcMar>
+          </w:tcPr>
+          <w:p>
+            <w:pPr>
+              <w:widowControl w:val="0"/>
+              <w:pBdr>
+                <w:top w:val="nil"/>
+                <w:left w:val="nil"/>
+                <w:bottom w:val="nil"/>
+                <w:right w:val="nil"/>
+                <w:between w:val="nil"/>
+              </w:pBdr>
+              <w:spacing w:line="240" w:lineRule="auto"/>
+            </w:pPr>
+            <w:proofErr w:type="spellStart"/>
+            <w:r>
+              <w:t>set_</w:t>
+            </w:r>
+            <w:proofErr w:type="gramStart"/>
+            <w:r>
+              <w:t>value</w:t>
+            </w:r>
+            <w:proofErr w:type="spellEnd"/>
+            <w:r>
+              <w:t>(</w:t>
+            </w:r>
+            <w:proofErr w:type="gramEnd"/>
+            <w:r>
+              <w:t>50, 256, 3, v2, v3)</w:t>
+            </w:r>
+          </w:p>
+        </w:tc>
+        <w:tc>
+          <w:tcPr>
+            <w:tcW w:w="3524" w:type="dxa"/>
+            <w:shd w:val="clear" w:color="auto" w:fill="auto"/>
+            <w:tcMar>
+              <w:top w:w="100" w:type="dxa"/>
+              <w:left w:w="100" w:type="dxa"/>
+              <w:bottom w:w="100" w:type="dxa"/>
+              <w:right w:w="100" w:type="dxa"/>
+            </w:tcMar>
+          </w:tcPr>
+          <w:p>
+            <w:pPr>
+              <w:widowControl w:val="0"/>
+              <w:pBdr>
+                <w:top w:val="nil"/>
+                <w:left w:val="nil"/>
+                <w:bottom w:val="nil"/>
+                <w:right w:val="nil"/>
+                <w:between w:val="nil"/>
+              </w:pBdr>
+              <w:spacing w:line="240" w:lineRule="auto"/>
+            </w:pPr>
+            <w:proofErr w:type="spellStart"/>
+            <w:r>
+              <w:t>set_</w:t>
+            </w:r>
+            <w:proofErr w:type="gramStart"/>
+            <w:r>
+              <w:t>value</w:t>
+            </w:r>
+            <w:proofErr w:type="spellEnd"/>
+            <w:r>
+              <w:t>(</w:t>
+            </w:r>
+            <w:proofErr w:type="gramEnd"/>
+            <w:r>
+              <w:t>) para clave 50 retornó: 0</w:t>
             </w:r>
             <w:r>
               <w:br/>
-              <w:t>get_value(50, …) retorna el string de 255 caracteres en value1</w:t>
-            </w:r>
-          </w:p>
-        </w:tc>
-        <w:tc>
-          <w:tcPr>
-            <w:tcW w:w="1800" w:type="dxa"/>
-            <w:shd w:val="clear" w:color="auto" w:fill="auto"/>
-            <w:tcMar>
-              <w:top w:w="100" w:type="dxa"/>
-              <w:left w:w="100" w:type="dxa"/>
-              <w:bottom w:w="100" w:type="dxa"/>
-              <w:right w:w="100" w:type="dxa"/>
-            </w:tcMar>
-          </w:tcPr>
-          <w:p>
-            <w:pPr>
-              <w:widowControl w:val="0"/>
-              <w:pBdr>
-                <w:top w:val="nil"/>
-                <w:left w:val="nil"/>
-                <w:bottom w:val="nil"/>
-                <w:right w:val="nil"/>
-                <w:between w:val="nil"/>
-              </w:pBdr>
-              <w:spacing w:line="240" w:lineRule="auto"/>
-            </w:pPr>
-            <w:r>
-              <w:t>0 y get_value debe mostrar la cadena de 255 caracteres</w:t>
+            </w:r>
+            <w:proofErr w:type="spellStart"/>
+            <w:r>
+              <w:t>get_value</w:t>
+            </w:r>
+            <w:proofErr w:type="spellEnd"/>
+            <w:r>
+              <w:t xml:space="preserve">(50, …) retorna el </w:t>
+            </w:r>
+            <w:proofErr w:type="spellStart"/>
+            <w:r>
+              <w:t>string</w:t>
+            </w:r>
+            <w:proofErr w:type="spellEnd"/>
+            <w:r>
+              <w:t xml:space="preserve"> de 255 caracteres en value1</w:t>
+            </w:r>
+          </w:p>
+        </w:tc>
+        <w:tc>
+          <w:tcPr>
+            <w:tcW w:w="2996" w:type="dxa"/>
+            <w:shd w:val="clear" w:color="auto" w:fill="auto"/>
+            <w:tcMar>
+              <w:top w:w="100" w:type="dxa"/>
+              <w:left w:w="100" w:type="dxa"/>
+              <w:bottom w:w="100" w:type="dxa"/>
+              <w:right w:w="100" w:type="dxa"/>
+            </w:tcMar>
+          </w:tcPr>
+          <w:p>
+            <w:pPr>
+              <w:widowControl w:val="0"/>
+              <w:pBdr>
+                <w:top w:val="nil"/>
+                <w:left w:val="nil"/>
+                <w:bottom w:val="nil"/>
+                <w:right w:val="nil"/>
+                <w:between w:val="nil"/>
+              </w:pBdr>
+              <w:spacing w:line="240" w:lineRule="auto"/>
+            </w:pPr>
+            <w:r>
+              <w:t xml:space="preserve">0 y </w:t>
+            </w:r>
+            <w:proofErr w:type="spellStart"/>
+            <w:r>
+              <w:t>get_value</w:t>
+            </w:r>
+            <w:proofErr w:type="spellEnd"/>
+            <w:r>
+              <w:t xml:space="preserve"> debe mostrar la cadena de 255 caracteres</w:t>
             </w:r>
           </w:p>
         </w:tc>
@@ -3862,7 +5233,7 @@
         </w:tc>
         <w:tc>
           <w:tcPr>
-            <w:tcW w:w="2805" w:type="dxa"/>
+            <w:tcW w:w="1990" w:type="dxa"/>
             <w:shd w:val="clear" w:color="auto" w:fill="auto"/>
             <w:tcMar>
               <w:top w:w="100" w:type="dxa"/>
@@ -3890,35 +5261,48 @@
         </w:tc>
         <w:tc>
           <w:tcPr>
-            <w:tcW w:w="2610" w:type="dxa"/>
-            <w:shd w:val="clear" w:color="auto" w:fill="auto"/>
-            <w:tcMar>
-              <w:top w:w="100" w:type="dxa"/>
-              <w:left w:w="100" w:type="dxa"/>
-              <w:bottom w:w="100" w:type="dxa"/>
-              <w:right w:w="100" w:type="dxa"/>
-            </w:tcMar>
-          </w:tcPr>
-          <w:p>
-            <w:pPr>
-              <w:widowControl w:val="0"/>
-              <w:pBdr>
-                <w:top w:val="nil"/>
-                <w:left w:val="nil"/>
-                <w:bottom w:val="nil"/>
-                <w:right w:val="nil"/>
-                <w:between w:val="nil"/>
-              </w:pBdr>
-              <w:spacing w:line="240" w:lineRule="auto"/>
-            </w:pPr>
-            <w:r>
-              <w:t>set_value(51, 270, 3, v2, v3)</w:t>
-            </w:r>
-          </w:p>
-        </w:tc>
-        <w:tc>
-          <w:tcPr>
-            <w:tcW w:w="1800" w:type="dxa"/>
+            <w:tcW w:w="1701" w:type="dxa"/>
+            <w:shd w:val="clear" w:color="auto" w:fill="auto"/>
+            <w:tcMar>
+              <w:top w:w="100" w:type="dxa"/>
+              <w:left w:w="100" w:type="dxa"/>
+              <w:bottom w:w="100" w:type="dxa"/>
+              <w:right w:w="100" w:type="dxa"/>
+            </w:tcMar>
+          </w:tcPr>
+          <w:p>
+            <w:pPr>
+              <w:widowControl w:val="0"/>
+              <w:pBdr>
+                <w:top w:val="nil"/>
+                <w:left w:val="nil"/>
+                <w:bottom w:val="nil"/>
+                <w:right w:val="nil"/>
+                <w:between w:val="nil"/>
+              </w:pBdr>
+              <w:spacing w:line="240" w:lineRule="auto"/>
+            </w:pPr>
+            <w:proofErr w:type="spellStart"/>
+            <w:r>
+              <w:t>set_</w:t>
+            </w:r>
+            <w:proofErr w:type="gramStart"/>
+            <w:r>
+              <w:t>value</w:t>
+            </w:r>
+            <w:proofErr w:type="spellEnd"/>
+            <w:r>
+              <w:t>(</w:t>
+            </w:r>
+            <w:proofErr w:type="gramEnd"/>
+            <w:r>
+              <w:t>51, 270, 3, v2, v3)</w:t>
+            </w:r>
+          </w:p>
+        </w:tc>
+        <w:tc>
+          <w:tcPr>
+            <w:tcW w:w="3524" w:type="dxa"/>
             <w:shd w:val="clear" w:color="auto" w:fill="auto"/>
             <w:tcMar>
               <w:top w:w="100" w:type="dxa"/>
@@ -3940,36 +5324,71 @@
               <w:spacing w:line="240" w:lineRule="auto"/>
               <w:jc w:val="center"/>
             </w:pPr>
-            <w:r>
-              <w:t>set_value() para clave 51 con cadena de 270 caracteres retornó: -1</w:t>
-            </w:r>
-          </w:p>
-        </w:tc>
-        <w:tc>
-          <w:tcPr>
-            <w:tcW w:w="1800" w:type="dxa"/>
-            <w:shd w:val="clear" w:color="auto" w:fill="auto"/>
-            <w:tcMar>
-              <w:top w:w="100" w:type="dxa"/>
-              <w:left w:w="100" w:type="dxa"/>
-              <w:bottom w:w="100" w:type="dxa"/>
-              <w:right w:w="100" w:type="dxa"/>
-            </w:tcMar>
-          </w:tcPr>
-          <w:p>
-            <w:pPr>
-              <w:widowControl w:val="0"/>
-              <w:pBdr>
-                <w:top w:val="nil"/>
-                <w:left w:val="nil"/>
-                <w:bottom w:val="nil"/>
-                <w:right w:val="nil"/>
-                <w:between w:val="nil"/>
-              </w:pBdr>
-              <w:spacing w:line="240" w:lineRule="auto"/>
-            </w:pPr>
-            <w:r>
-              <w:t>set_value() para clave 51 con cadena de 270 caracteres retornó: -1</w:t>
+            <w:proofErr w:type="spellStart"/>
+            <w:r>
+              <w:t>set_</w:t>
+            </w:r>
+            <w:proofErr w:type="gramStart"/>
+            <w:r>
+              <w:t>value</w:t>
+            </w:r>
+            <w:proofErr w:type="spellEnd"/>
+            <w:r>
+              <w:t>(</w:t>
+            </w:r>
+            <w:proofErr w:type="gramEnd"/>
+            <w:r>
+              <w:t xml:space="preserve">) para clave 51 con cadena de 270 caracteres </w:t>
+            </w:r>
+            <w:r>
+              <w:lastRenderedPageBreak/>
+              <w:t>retornó: -1</w:t>
+            </w:r>
+          </w:p>
+        </w:tc>
+        <w:tc>
+          <w:tcPr>
+            <w:tcW w:w="2996" w:type="dxa"/>
+            <w:shd w:val="clear" w:color="auto" w:fill="auto"/>
+            <w:tcMar>
+              <w:top w:w="100" w:type="dxa"/>
+              <w:left w:w="100" w:type="dxa"/>
+              <w:bottom w:w="100" w:type="dxa"/>
+              <w:right w:w="100" w:type="dxa"/>
+            </w:tcMar>
+          </w:tcPr>
+          <w:p>
+            <w:pPr>
+              <w:widowControl w:val="0"/>
+              <w:pBdr>
+                <w:top w:val="nil"/>
+                <w:left w:val="nil"/>
+                <w:bottom w:val="nil"/>
+                <w:right w:val="nil"/>
+                <w:between w:val="nil"/>
+              </w:pBdr>
+              <w:spacing w:line="240" w:lineRule="auto"/>
+            </w:pPr>
+            <w:proofErr w:type="spellStart"/>
+            <w:r>
+              <w:lastRenderedPageBreak/>
+              <w:t>set_</w:t>
+            </w:r>
+            <w:proofErr w:type="gramStart"/>
+            <w:r>
+              <w:t>value</w:t>
+            </w:r>
+            <w:proofErr w:type="spellEnd"/>
+            <w:r>
+              <w:t>(</w:t>
+            </w:r>
+            <w:proofErr w:type="gramEnd"/>
+            <w:r>
+              <w:t xml:space="preserve">) para clave 51 con cadena de 270 </w:t>
+            </w:r>
+            <w:r>
+              <w:lastRenderedPageBreak/>
+              <w:t>caracteres retornó: -1</w:t>
             </w:r>
           </w:p>
         </w:tc>
@@ -3999,127 +5418,196 @@
               <w:spacing w:line="240" w:lineRule="auto"/>
             </w:pPr>
             <w:r>
+              <w:lastRenderedPageBreak/>
               <w:t>11</w:t>
             </w:r>
           </w:p>
         </w:tc>
         <w:tc>
           <w:tcPr>
-            <w:tcW w:w="2805" w:type="dxa"/>
-            <w:shd w:val="clear" w:color="auto" w:fill="auto"/>
-            <w:tcMar>
-              <w:top w:w="100" w:type="dxa"/>
-              <w:left w:w="100" w:type="dxa"/>
-              <w:bottom w:w="100" w:type="dxa"/>
-              <w:right w:w="100" w:type="dxa"/>
-            </w:tcMar>
-          </w:tcPr>
-          <w:p>
-            <w:pPr>
-              <w:widowControl w:val="0"/>
-              <w:pBdr>
-                <w:top w:val="nil"/>
-                <w:left w:val="nil"/>
-                <w:bottom w:val="nil"/>
-                <w:right w:val="nil"/>
-                <w:between w:val="nil"/>
-              </w:pBdr>
-              <w:spacing w:line="240" w:lineRule="auto"/>
-            </w:pPr>
-            <w:r>
-              <w:t>Verificar el funcionamiento de destroy() cuando existan claves</w:t>
-            </w:r>
-          </w:p>
-        </w:tc>
-        <w:tc>
-          <w:tcPr>
-            <w:tcW w:w="2610" w:type="dxa"/>
-            <w:shd w:val="clear" w:color="auto" w:fill="auto"/>
-            <w:tcMar>
-              <w:top w:w="100" w:type="dxa"/>
-              <w:left w:w="100" w:type="dxa"/>
-              <w:bottom w:w="100" w:type="dxa"/>
-              <w:right w:w="100" w:type="dxa"/>
-            </w:tcMar>
-          </w:tcPr>
-          <w:p>
-            <w:pPr>
-              <w:widowControl w:val="0"/>
-              <w:pBdr>
-                <w:top w:val="nil"/>
-                <w:left w:val="nil"/>
-                <w:bottom w:val="nil"/>
-                <w:right w:val="nil"/>
-                <w:between w:val="nil"/>
-              </w:pBdr>
-              <w:spacing w:line="240" w:lineRule="auto"/>
-            </w:pPr>
-            <w:r>
-              <w:t>destroy()</w:t>
-            </w:r>
-          </w:p>
-        </w:tc>
-        <w:tc>
-          <w:tcPr>
-            <w:tcW w:w="1800" w:type="dxa"/>
-            <w:shd w:val="clear" w:color="auto" w:fill="auto"/>
-            <w:tcMar>
-              <w:top w:w="100" w:type="dxa"/>
-              <w:left w:w="100" w:type="dxa"/>
-              <w:bottom w:w="100" w:type="dxa"/>
-              <w:right w:w="100" w:type="dxa"/>
-            </w:tcMar>
-          </w:tcPr>
-          <w:p>
-            <w:pPr>
-              <w:widowControl w:val="0"/>
-              <w:pBdr>
-                <w:top w:val="nil"/>
-                <w:left w:val="nil"/>
-                <w:bottom w:val="nil"/>
-                <w:right w:val="nil"/>
-                <w:between w:val="nil"/>
-              </w:pBdr>
-              <w:spacing w:line="240" w:lineRule="auto"/>
-            </w:pPr>
-            <w:r>
-              <w:t>Para claves 70,71,72: set_value retorna 0</w:t>
+            <w:tcW w:w="1990" w:type="dxa"/>
+            <w:shd w:val="clear" w:color="auto" w:fill="auto"/>
+            <w:tcMar>
+              <w:top w:w="100" w:type="dxa"/>
+              <w:left w:w="100" w:type="dxa"/>
+              <w:bottom w:w="100" w:type="dxa"/>
+              <w:right w:w="100" w:type="dxa"/>
+            </w:tcMar>
+          </w:tcPr>
+          <w:p>
+            <w:pPr>
+              <w:widowControl w:val="0"/>
+              <w:pBdr>
+                <w:top w:val="nil"/>
+                <w:left w:val="nil"/>
+                <w:bottom w:val="nil"/>
+                <w:right w:val="nil"/>
+                <w:between w:val="nil"/>
+              </w:pBdr>
+              <w:spacing w:line="240" w:lineRule="auto"/>
+            </w:pPr>
+            <w:r>
+              <w:t xml:space="preserve">Verificar el funcionamiento de </w:t>
+            </w:r>
+            <w:proofErr w:type="spellStart"/>
+            <w:proofErr w:type="gramStart"/>
+            <w:r>
+              <w:t>destroy</w:t>
+            </w:r>
+            <w:proofErr w:type="spellEnd"/>
+            <w:r>
+              <w:t>(</w:t>
+            </w:r>
+            <w:proofErr w:type="gramEnd"/>
+            <w:r>
+              <w:t>) cuando existan claves</w:t>
+            </w:r>
+          </w:p>
+        </w:tc>
+        <w:tc>
+          <w:tcPr>
+            <w:tcW w:w="1701" w:type="dxa"/>
+            <w:shd w:val="clear" w:color="auto" w:fill="auto"/>
+            <w:tcMar>
+              <w:top w:w="100" w:type="dxa"/>
+              <w:left w:w="100" w:type="dxa"/>
+              <w:bottom w:w="100" w:type="dxa"/>
+              <w:right w:w="100" w:type="dxa"/>
+            </w:tcMar>
+          </w:tcPr>
+          <w:p>
+            <w:pPr>
+              <w:widowControl w:val="0"/>
+              <w:pBdr>
+                <w:top w:val="nil"/>
+                <w:left w:val="nil"/>
+                <w:bottom w:val="nil"/>
+                <w:right w:val="nil"/>
+                <w:between w:val="nil"/>
+              </w:pBdr>
+              <w:spacing w:line="240" w:lineRule="auto"/>
+            </w:pPr>
+            <w:proofErr w:type="spellStart"/>
+            <w:proofErr w:type="gramStart"/>
+            <w:r>
+              <w:t>destroy</w:t>
+            </w:r>
+            <w:proofErr w:type="spellEnd"/>
+            <w:r>
+              <w:t>(</w:t>
+            </w:r>
+            <w:proofErr w:type="gramEnd"/>
+            <w:r>
+              <w:t>)</w:t>
+            </w:r>
+          </w:p>
+        </w:tc>
+        <w:tc>
+          <w:tcPr>
+            <w:tcW w:w="3524" w:type="dxa"/>
+            <w:shd w:val="clear" w:color="auto" w:fill="auto"/>
+            <w:tcMar>
+              <w:top w:w="100" w:type="dxa"/>
+              <w:left w:w="100" w:type="dxa"/>
+              <w:bottom w:w="100" w:type="dxa"/>
+              <w:right w:w="100" w:type="dxa"/>
+            </w:tcMar>
+          </w:tcPr>
+          <w:p>
+            <w:pPr>
+              <w:widowControl w:val="0"/>
+              <w:pBdr>
+                <w:top w:val="nil"/>
+                <w:left w:val="nil"/>
+                <w:bottom w:val="nil"/>
+                <w:right w:val="nil"/>
+                <w:between w:val="nil"/>
+              </w:pBdr>
+              <w:spacing w:line="240" w:lineRule="auto"/>
+            </w:pPr>
+            <w:r>
+              <w:t xml:space="preserve">Para claves 70,71,72: </w:t>
+            </w:r>
+            <w:proofErr w:type="spellStart"/>
+            <w:r>
+              <w:t>set_value</w:t>
+            </w:r>
+            <w:proofErr w:type="spellEnd"/>
+            <w:r>
+              <w:t xml:space="preserve"> retorna 0</w:t>
             </w:r>
             <w:r>
               <w:br/>
-              <w:t>destroy() retornó: 0</w:t>
+            </w:r>
+            <w:proofErr w:type="spellStart"/>
+            <w:proofErr w:type="gramStart"/>
+            <w:r>
+              <w:t>destroy</w:t>
+            </w:r>
+            <w:proofErr w:type="spellEnd"/>
+            <w:r>
+              <w:t>(</w:t>
+            </w:r>
+            <w:proofErr w:type="gramEnd"/>
+            <w:r>
+              <w:t>) retornó: 0</w:t>
             </w:r>
             <w:r>
               <w:br/>
-              <w:t>exist() para claves 70, 71 y 72 retornó: 0</w:t>
-            </w:r>
-          </w:p>
-        </w:tc>
-        <w:tc>
-          <w:tcPr>
-            <w:tcW w:w="1800" w:type="dxa"/>
-            <w:shd w:val="clear" w:color="auto" w:fill="auto"/>
-            <w:tcMar>
-              <w:top w:w="100" w:type="dxa"/>
-              <w:left w:w="100" w:type="dxa"/>
-              <w:bottom w:w="100" w:type="dxa"/>
-              <w:right w:w="100" w:type="dxa"/>
-            </w:tcMar>
-          </w:tcPr>
-          <w:p>
-            <w:pPr>
-              <w:widowControl w:val="0"/>
-              <w:pBdr>
-                <w:top w:val="nil"/>
-                <w:left w:val="nil"/>
-                <w:bottom w:val="nil"/>
-                <w:right w:val="nil"/>
-                <w:between w:val="nil"/>
-              </w:pBdr>
-              <w:spacing w:line="240" w:lineRule="auto"/>
-            </w:pPr>
-            <w:r>
-              <w:t>destroy() retorna 0 y exist() para claves 70,71,72 retorna 0</w:t>
+            </w:r>
+            <w:proofErr w:type="spellStart"/>
+            <w:r>
+              <w:t>exist</w:t>
+            </w:r>
+            <w:proofErr w:type="spellEnd"/>
+            <w:r>
+              <w:t>() para claves 70, 71 y 72 retornó: 0</w:t>
+            </w:r>
+          </w:p>
+        </w:tc>
+        <w:tc>
+          <w:tcPr>
+            <w:tcW w:w="2996" w:type="dxa"/>
+            <w:shd w:val="clear" w:color="auto" w:fill="auto"/>
+            <w:tcMar>
+              <w:top w:w="100" w:type="dxa"/>
+              <w:left w:w="100" w:type="dxa"/>
+              <w:bottom w:w="100" w:type="dxa"/>
+              <w:right w:w="100" w:type="dxa"/>
+            </w:tcMar>
+          </w:tcPr>
+          <w:p>
+            <w:pPr>
+              <w:widowControl w:val="0"/>
+              <w:pBdr>
+                <w:top w:val="nil"/>
+                <w:left w:val="nil"/>
+                <w:bottom w:val="nil"/>
+                <w:right w:val="nil"/>
+                <w:between w:val="nil"/>
+              </w:pBdr>
+              <w:spacing w:line="240" w:lineRule="auto"/>
+            </w:pPr>
+            <w:proofErr w:type="spellStart"/>
+            <w:proofErr w:type="gramStart"/>
+            <w:r>
+              <w:t>destroy</w:t>
+            </w:r>
+            <w:proofErr w:type="spellEnd"/>
+            <w:r>
+              <w:t>(</w:t>
+            </w:r>
+            <w:proofErr w:type="gramEnd"/>
+            <w:r>
+              <w:t xml:space="preserve">) retorna 0 y </w:t>
+            </w:r>
+            <w:proofErr w:type="spellStart"/>
+            <w:r>
+              <w:t>exist</w:t>
+            </w:r>
+            <w:proofErr w:type="spellEnd"/>
+            <w:r>
+              <w:t>() para claves 70,71,72 retorna 0</w:t>
             </w:r>
           </w:p>
         </w:tc>
@@ -4163,7 +5651,23 @@
           <w:sz w:val="26"/>
           <w:szCs w:val="26"/>
         </w:rPr>
-        <w:t>El makefile tiene las siguientes funciones:</w:t>
+        <w:t xml:space="preserve">El </w:t>
+      </w:r>
+      <w:proofErr w:type="spellStart"/>
+      <w:r>
+        <w:rPr>
+          <w:sz w:val="26"/>
+          <w:szCs w:val="26"/>
+        </w:rPr>
+        <w:t>makefile</w:t>
+      </w:r>
+      <w:proofErr w:type="spellEnd"/>
+      <w:r>
+        <w:rPr>
+          <w:sz w:val="26"/>
+          <w:szCs w:val="26"/>
+        </w:rPr>
+        <w:t xml:space="preserve"> tiene las siguientes funciones:</w:t>
       </w:r>
     </w:p>
     <w:p>
@@ -4177,12 +5681,53 @@
           <w:szCs w:val="26"/>
         </w:rPr>
       </w:pPr>
-      <w:r>
-        <w:rPr>
-          <w:sz w:val="26"/>
-          <w:szCs w:val="26"/>
-        </w:rPr>
-        <w:t>make: Compila la biblioteca dinámica libclaves.so, el cliente app-cliente y el servidor servidor-mq.</w:t>
+      <w:proofErr w:type="spellStart"/>
+      <w:r>
+        <w:rPr>
+          <w:sz w:val="26"/>
+          <w:szCs w:val="26"/>
+        </w:rPr>
+        <w:t>make</w:t>
+      </w:r>
+      <w:proofErr w:type="spellEnd"/>
+      <w:r>
+        <w:rPr>
+          <w:sz w:val="26"/>
+          <w:szCs w:val="26"/>
+        </w:rPr>
+        <w:t xml:space="preserve">: Compila la biblioteca dinámica libclaves.so, el cliente </w:t>
+      </w:r>
+      <w:proofErr w:type="gramStart"/>
+      <w:r>
+        <w:rPr>
+          <w:sz w:val="26"/>
+          <w:szCs w:val="26"/>
+        </w:rPr>
+        <w:t>app</w:t>
+      </w:r>
+      <w:proofErr w:type="gramEnd"/>
+      <w:r>
+        <w:rPr>
+          <w:sz w:val="26"/>
+          <w:szCs w:val="26"/>
+        </w:rPr>
+        <w:t>-cliente y el servidor servidor-</w:t>
+      </w:r>
+      <w:proofErr w:type="spellStart"/>
+      <w:r>
+        <w:rPr>
+          <w:sz w:val="26"/>
+          <w:szCs w:val="26"/>
+        </w:rPr>
+        <w:t>mq</w:t>
+      </w:r>
+      <w:proofErr w:type="spellEnd"/>
+      <w:r>
+        <w:rPr>
+          <w:sz w:val="26"/>
+          <w:szCs w:val="26"/>
+        </w:rPr>
+        <w:t>.</w:t>
       </w:r>
     </w:p>
     <w:p>
@@ -4196,12 +5741,37 @@
           <w:szCs w:val="26"/>
         </w:rPr>
       </w:pPr>
-      <w:r>
-        <w:rPr>
-          <w:sz w:val="26"/>
-          <w:szCs w:val="26"/>
-        </w:rPr>
-        <w:t>make run-server: Ejecuta el servidor servidor-mq.</w:t>
+      <w:proofErr w:type="spellStart"/>
+      <w:r>
+        <w:rPr>
+          <w:sz w:val="26"/>
+          <w:szCs w:val="26"/>
+        </w:rPr>
+        <w:t>make</w:t>
+      </w:r>
+      <w:proofErr w:type="spellEnd"/>
+      <w:r>
+        <w:rPr>
+          <w:sz w:val="26"/>
+          <w:szCs w:val="26"/>
+        </w:rPr>
+        <w:t xml:space="preserve"> run-server: Ejecuta el servidor servidor-</w:t>
+      </w:r>
+      <w:proofErr w:type="spellStart"/>
+      <w:r>
+        <w:rPr>
+          <w:sz w:val="26"/>
+          <w:szCs w:val="26"/>
+        </w:rPr>
+        <w:t>mq</w:t>
+      </w:r>
+      <w:proofErr w:type="spellEnd"/>
+      <w:r>
+        <w:rPr>
+          <w:sz w:val="26"/>
+          <w:szCs w:val="26"/>
+        </w:rPr>
+        <w:t>.</w:t>
       </w:r>
     </w:p>
     <w:p>
@@ -4215,12 +5785,53 @@
           <w:szCs w:val="26"/>
         </w:rPr>
       </w:pPr>
-      <w:r>
-        <w:rPr>
-          <w:sz w:val="26"/>
-          <w:szCs w:val="26"/>
-        </w:rPr>
-        <w:t>make run-client: Ejecuta el cliente app-cliente.</w:t>
+      <w:proofErr w:type="spellStart"/>
+      <w:r>
+        <w:rPr>
+          <w:sz w:val="26"/>
+          <w:szCs w:val="26"/>
+        </w:rPr>
+        <w:t>make</w:t>
+      </w:r>
+      <w:proofErr w:type="spellEnd"/>
+      <w:r>
+        <w:rPr>
+          <w:sz w:val="26"/>
+          <w:szCs w:val="26"/>
+        </w:rPr>
+        <w:t xml:space="preserve"> run-</w:t>
+      </w:r>
+      <w:proofErr w:type="spellStart"/>
+      <w:r>
+        <w:rPr>
+          <w:sz w:val="26"/>
+          <w:szCs w:val="26"/>
+        </w:rPr>
+        <w:t>client</w:t>
+      </w:r>
+      <w:proofErr w:type="spellEnd"/>
+      <w:r>
+        <w:rPr>
+          <w:sz w:val="26"/>
+          <w:szCs w:val="26"/>
+        </w:rPr>
+        <w:t xml:space="preserve">: Ejecuta el cliente </w:t>
+      </w:r>
+      <w:proofErr w:type="gramStart"/>
+      <w:r>
+        <w:rPr>
+          <w:sz w:val="26"/>
+          <w:szCs w:val="26"/>
+        </w:rPr>
+        <w:t>app</w:t>
+      </w:r>
+      <w:proofErr w:type="gramEnd"/>
+      <w:r>
+        <w:rPr>
+          <w:sz w:val="26"/>
+          <w:szCs w:val="26"/>
+        </w:rPr>
+        <w:t>-cliente.</w:t>
       </w:r>
     </w:p>
     <w:p>
@@ -4234,12 +5845,37 @@
           <w:szCs w:val="26"/>
         </w:rPr>
       </w:pPr>
-      <w:r>
-        <w:rPr>
-          <w:sz w:val="26"/>
-          <w:szCs w:val="26"/>
-        </w:rPr>
-        <w:t>make clean: Limpia los archivos generados durante la compilación.</w:t>
+      <w:proofErr w:type="spellStart"/>
+      <w:r>
+        <w:rPr>
+          <w:sz w:val="26"/>
+          <w:szCs w:val="26"/>
+        </w:rPr>
+        <w:t>make</w:t>
+      </w:r>
+      <w:proofErr w:type="spellEnd"/>
+      <w:r>
+        <w:rPr>
+          <w:sz w:val="26"/>
+          <w:szCs w:val="26"/>
+        </w:rPr>
+        <w:t xml:space="preserve"> </w:t>
+      </w:r>
+      <w:proofErr w:type="spellStart"/>
+      <w:r>
+        <w:rPr>
+          <w:sz w:val="26"/>
+          <w:szCs w:val="26"/>
+        </w:rPr>
+        <w:t>clean</w:t>
+      </w:r>
+      <w:proofErr w:type="spellEnd"/>
+      <w:r>
+        <w:rPr>
+          <w:sz w:val="26"/>
+          <w:szCs w:val="26"/>
+        </w:rPr>
+        <w:t>: Limpia los archivos generados durante la compilación.</w:t>
       </w:r>
     </w:p>
     <w:sectPr>
@@ -5003,6 +6639,7 @@
   <w:style w:type="character" w:default="1" w:styleId="Fuentedeprrafopredeter">
     <w:name w:val="Default Paragraph Font"/>
     <w:uiPriority w:val="1"/>
+    <w:semiHidden/>
     <w:unhideWhenUsed/>
   </w:style>
   <w:style w:type="table" w:default="1" w:styleId="Tablanormal">
